--- a/doc/数据安全风险评估报告模版.docx
+++ b/doc/数据安全风险评估报告模版.docx
@@ -643,9 +643,9 @@
         <w:pStyle w:val="16"/>
       </w:pPr>
       <w:bookmarkStart w:id="2" w:name="_Toc151963263"/>
-      <w:bookmarkStart w:id="3" w:name="_Toc10405"/>
+      <w:bookmarkStart w:id="3" w:name="_Toc1956"/>
       <w:bookmarkStart w:id="4" w:name="_Toc534706779"/>
-      <w:bookmarkStart w:id="5" w:name="_Toc1956"/>
+      <w:bookmarkStart w:id="5" w:name="_Toc10405"/>
       <w:r>
         <w:rPr>
           <w:rFonts w:hint="eastAsia"/>
@@ -3482,8 +3482,6 @@
               <w:tab w:val="right" w:leader="dot" w:pos="8306"/>
             </w:tabs>
           </w:pPr>
-          <w:bookmarkStart w:id="121" w:name="_GoBack"/>
-          <w:bookmarkEnd w:id="121"/>
           <w:r>
             <w:rPr>
               <w:rFonts w:hint="eastAsia"/>
@@ -7111,8 +7109,8 @@
         <w:wordWrap w:val="0"/>
         <w:ind w:left="431" w:hanging="431"/>
       </w:pPr>
-      <w:bookmarkStart w:id="26" w:name="_Toc22972"/>
-      <w:bookmarkStart w:id="27" w:name="_Toc11828"/>
+      <w:bookmarkStart w:id="26" w:name="_Toc11828"/>
+      <w:bookmarkStart w:id="27" w:name="_Toc22972"/>
       <w:r>
         <w:rPr>
           <w:rFonts w:hint="eastAsia"/>
@@ -8145,6 +8143,12 @@
             <w:insideH w:val="single" w:color="auto" w:sz="4" w:space="0"/>
             <w:insideV w:val="single" w:color="auto" w:sz="4" w:space="0"/>
           </w:tblBorders>
+          <w:tblCellMar>
+            <w:top w:w="0" w:type="dxa"/>
+            <w:left w:w="108" w:type="dxa"/>
+            <w:bottom w:w="0" w:type="dxa"/>
+            <w:right w:w="108" w:type="dxa"/>
+          </w:tblCellMar>
         </w:tblPrEx>
         <w:trPr>
           <w:jc w:val="center"/>
@@ -8548,6 +8552,12 @@
             <w:insideH w:val="single" w:color="auto" w:sz="4" w:space="0"/>
             <w:insideV w:val="single" w:color="auto" w:sz="4" w:space="0"/>
           </w:tblBorders>
+          <w:tblCellMar>
+            <w:top w:w="0" w:type="dxa"/>
+            <w:left w:w="108" w:type="dxa"/>
+            <w:bottom w:w="0" w:type="dxa"/>
+            <w:right w:w="108" w:type="dxa"/>
+          </w:tblCellMar>
         </w:tblPrEx>
         <w:trPr>
           <w:jc w:val="center"/>
@@ -8945,6 +8955,12 @@
             <w:insideH w:val="single" w:color="auto" w:sz="4" w:space="0"/>
             <w:insideV w:val="single" w:color="auto" w:sz="4" w:space="0"/>
           </w:tblBorders>
+          <w:tblCellMar>
+            <w:top w:w="0" w:type="dxa"/>
+            <w:left w:w="108" w:type="dxa"/>
+            <w:bottom w:w="0" w:type="dxa"/>
+            <w:right w:w="108" w:type="dxa"/>
+          </w:tblCellMar>
         </w:tblPrEx>
         <w:trPr>
           <w:jc w:val="center"/>
@@ -10128,8 +10144,8 @@
       <w:pPr>
         <w:pStyle w:val="3"/>
       </w:pPr>
-      <w:bookmarkStart w:id="48" w:name="_Toc20699"/>
-      <w:bookmarkStart w:id="49" w:name="_Toc30388"/>
+      <w:bookmarkStart w:id="48" w:name="_Toc30388"/>
+      <w:bookmarkStart w:id="49" w:name="_Toc20699"/>
       <w:r>
         <w:rPr>
           <w:rFonts w:hint="eastAsia"/>
@@ -11806,8 +11822,8 @@
       <w:pPr>
         <w:pStyle w:val="4"/>
       </w:pPr>
-      <w:bookmarkStart w:id="67" w:name="_Toc15476"/>
-      <w:bookmarkStart w:id="68" w:name="_Toc1793"/>
+      <w:bookmarkStart w:id="67" w:name="_Toc1793"/>
+      <w:bookmarkStart w:id="68" w:name="_Toc15476"/>
       <w:r>
         <w:rPr>
           <w:rFonts w:hint="eastAsia"/>
@@ -14204,8 +14220,8 @@
       <w:pPr>
         <w:pStyle w:val="4"/>
       </w:pPr>
-      <w:bookmarkStart w:id="69" w:name="_Toc28963"/>
-      <w:bookmarkStart w:id="70" w:name="_Toc19113"/>
+      <w:bookmarkStart w:id="69" w:name="_Toc19113"/>
+      <w:bookmarkStart w:id="70" w:name="_Toc28963"/>
       <w:r>
         <w:rPr>
           <w:rFonts w:hint="eastAsia"/>
@@ -14560,8 +14576,8 @@
       <w:pPr>
         <w:pStyle w:val="4"/>
       </w:pPr>
-      <w:bookmarkStart w:id="71" w:name="_Toc10403"/>
-      <w:bookmarkStart w:id="72" w:name="_Toc23051"/>
+      <w:bookmarkStart w:id="71" w:name="_Toc23051"/>
+      <w:bookmarkStart w:id="72" w:name="_Toc10403"/>
       <w:r>
         <w:rPr>
           <w:rFonts w:hint="eastAsia"/>
@@ -16620,9 +16636,8 @@
     </w:p>
     <w:p>
       <w:pPr>
-        <w:pStyle w:val="4"/>
-      </w:pPr>
-      <w:bookmarkStart w:id="83" w:name="_Toc17283"/>
+        <w:ind w:firstLine="480" w:firstLineChars="200"/>
+      </w:pPr>
       <w:commentRangeStart w:id="63"/>
       <w:r>
         <w:rPr>
@@ -16640,36 +16655,6 @@
       <w:commentRangeEnd w:id="63"/>
       <w:r>
         <w:commentReference w:id="63"/>
-      </w:r>
-      <w:r>
-        <w:rPr>
-          <w:rFonts w:hint="eastAsia"/>
-        </w:rPr>
-        <w:t>风险源识别</w:t>
-      </w:r>
-      <w:bookmarkEnd w:id="83"/>
-    </w:p>
-    <w:p>
-      <w:pPr>
-        <w:ind w:firstLine="480" w:firstLineChars="200"/>
-      </w:pPr>
-      <w:commentRangeStart w:id="64"/>
-      <w:r>
-        <w:rPr>
-          <w:rFonts w:hint="eastAsia"/>
-          <w:lang w:val="en-US" w:eastAsia="zh-CN"/>
-        </w:rPr>
-        <w:t>XX</w:t>
-      </w:r>
-      <w:r>
-        <w:rPr>
-          <w:rFonts w:hint="eastAsia"/>
-        </w:rPr>
-        <w:t>系统</w:t>
-      </w:r>
-      <w:commentRangeEnd w:id="64"/>
-      <w:r>
-        <w:commentReference w:id="64"/>
       </w:r>
       <w:r>
         <w:rPr>
@@ -16725,7 +16710,7 @@
         </w:rPr>
         <w:t xml:space="preserve"> </w:t>
       </w:r>
-      <w:commentRangeStart w:id="65"/>
+      <w:commentRangeStart w:id="64"/>
       <w:r>
         <w:rPr>
           <w:rFonts w:hint="eastAsia"/>
@@ -16743,9 +16728,9 @@
         </w:rPr>
         <w:t>系统</w:t>
       </w:r>
-      <w:commentRangeEnd w:id="65"/>
-      <w:r>
-        <w:commentReference w:id="65"/>
+      <w:commentRangeEnd w:id="64"/>
+      <w:r>
+        <w:commentReference w:id="64"/>
       </w:r>
       <w:r>
         <w:rPr>
@@ -17416,7 +17401,7 @@
                 <w:lang w:bidi="ar"/>
               </w:rPr>
             </w:pPr>
-            <w:commentRangeStart w:id="66"/>
+            <w:commentRangeStart w:id="65"/>
             <w:r>
               <w:rPr>
                 <w:rFonts w:hint="eastAsia" w:ascii="华文仿宋" w:hAnsi="华文仿宋" w:cs="华文仿宋"/>
@@ -17569,9 +17554,9 @@
               </w:rPr>
               <w:t>数据使用和加工</w:t>
             </w:r>
-            <w:commentRangeEnd w:id="66"/>
-            <w:r>
-              <w:commentReference w:id="66"/>
+            <w:commentRangeEnd w:id="65"/>
+            <w:r>
+              <w:commentReference w:id="65"/>
             </w:r>
           </w:p>
         </w:tc>
@@ -17609,14 +17594,14 @@
       <w:pPr>
         <w:pStyle w:val="3"/>
       </w:pPr>
-      <w:bookmarkStart w:id="84" w:name="_Toc17006"/>
+      <w:bookmarkStart w:id="83" w:name="_Toc17006"/>
       <w:r>
         <w:rPr>
           <w:rFonts w:hint="eastAsia"/>
         </w:rPr>
         <w:t>风险危害程度分析</w:t>
       </w:r>
-      <w:bookmarkEnd w:id="84"/>
+      <w:bookmarkEnd w:id="83"/>
     </w:p>
     <w:p>
       <w:pPr>
@@ -17633,14 +17618,14 @@
       <w:pPr>
         <w:pStyle w:val="4"/>
       </w:pPr>
-      <w:bookmarkStart w:id="85" w:name="_Toc15256"/>
+      <w:bookmarkStart w:id="84" w:name="_Toc15256"/>
       <w:r>
         <w:rPr>
           <w:rFonts w:hint="eastAsia"/>
         </w:rPr>
         <w:t>风险危害程度描述</w:t>
       </w:r>
-      <w:bookmarkEnd w:id="85"/>
+      <w:bookmarkEnd w:id="84"/>
     </w:p>
     <w:p>
       <w:pPr>
@@ -18274,14 +18259,14 @@
       <w:pPr>
         <w:pStyle w:val="4"/>
       </w:pPr>
-      <w:bookmarkStart w:id="86" w:name="_Toc22105"/>
+      <w:bookmarkStart w:id="85" w:name="_Toc22105"/>
       <w:r>
         <w:rPr>
           <w:rFonts w:hint="eastAsia"/>
         </w:rPr>
         <w:t>风险危害程度示例</w:t>
       </w:r>
-      <w:bookmarkEnd w:id="86"/>
+      <w:bookmarkEnd w:id="85"/>
     </w:p>
     <w:p>
       <w:pPr>
@@ -19889,20 +19874,20 @@
       <w:pPr>
         <w:pStyle w:val="4"/>
       </w:pPr>
-      <w:bookmarkStart w:id="87" w:name="_Toc4746"/>
+      <w:bookmarkStart w:id="86" w:name="_Toc4746"/>
       <w:r>
         <w:rPr>
           <w:rFonts w:hint="eastAsia"/>
         </w:rPr>
         <w:t>风险危害程度判定</w:t>
       </w:r>
-      <w:bookmarkEnd w:id="87"/>
+      <w:bookmarkEnd w:id="86"/>
     </w:p>
     <w:p>
       <w:pPr>
-        <w:pStyle w:val="5"/>
-      </w:pPr>
-      <w:commentRangeStart w:id="67"/>
+        <w:ind w:firstLine="480" w:firstLineChars="200"/>
+      </w:pPr>
+      <w:commentRangeStart w:id="66"/>
       <w:r>
         <w:rPr>
           <w:rFonts w:hint="eastAsia"/>
@@ -19916,38 +19901,9 @@
         </w:rPr>
         <w:t>系统</w:t>
       </w:r>
-      <w:commentRangeEnd w:id="67"/>
-      <w:r>
-        <w:commentReference w:id="67"/>
-      </w:r>
-      <w:r>
-        <w:rPr>
-          <w:rFonts w:hint="eastAsia"/>
-        </w:rPr>
-        <w:t>风险危害程度判定</w:t>
-      </w:r>
-    </w:p>
-    <w:p>
-      <w:pPr>
-        <w:ind w:firstLine="480" w:firstLineChars="200"/>
-      </w:pPr>
-      <w:commentRangeStart w:id="68"/>
-      <w:r>
-        <w:rPr>
-          <w:rFonts w:hint="eastAsia"/>
-          <w:lang w:val="en-US" w:eastAsia="zh-CN"/>
-        </w:rPr>
-        <w:t>XX</w:t>
-      </w:r>
-      <w:r>
-        <w:rPr>
-          <w:rFonts w:hint="eastAsia"/>
-        </w:rPr>
-        <w:t>系统</w:t>
-      </w:r>
-      <w:commentRangeEnd w:id="68"/>
-      <w:r>
-        <w:commentReference w:id="68"/>
+      <w:commentRangeEnd w:id="66"/>
+      <w:r>
+        <w:commentReference w:id="66"/>
       </w:r>
       <w:r>
         <w:rPr>
@@ -20003,7 +19959,7 @@
         </w:rPr>
         <w:t xml:space="preserve"> </w:t>
       </w:r>
-      <w:commentRangeStart w:id="69"/>
+      <w:commentRangeStart w:id="67"/>
       <w:r>
         <w:rPr>
           <w:rFonts w:hint="eastAsia"/>
@@ -20021,9 +19977,9 @@
         </w:rPr>
         <w:t>系统</w:t>
       </w:r>
-      <w:commentRangeEnd w:id="69"/>
-      <w:r>
-        <w:commentReference w:id="69"/>
+      <w:commentRangeEnd w:id="67"/>
+      <w:r>
+        <w:commentReference w:id="67"/>
       </w:r>
       <w:r>
         <w:rPr>
@@ -20056,10 +20012,11 @@
         </w:tblCellMar>
       </w:tblPr>
       <w:tblGrid>
-        <w:gridCol w:w="699"/>
-        <w:gridCol w:w="1901"/>
-        <w:gridCol w:w="4667"/>
-        <w:gridCol w:w="1035"/>
+        <w:gridCol w:w="638"/>
+        <w:gridCol w:w="1112"/>
+        <w:gridCol w:w="2796"/>
+        <w:gridCol w:w="864"/>
+        <w:gridCol w:w="3116"/>
       </w:tblGrid>
       <w:tr>
         <w:tblPrEx>
@@ -20083,7 +20040,7 @@
         </w:trPr>
         <w:tc>
           <w:tcPr>
-            <w:tcW w:w="699" w:type="dxa"/>
+            <w:tcW w:w="638" w:type="dxa"/>
             <w:shd w:val="clear" w:color="auto" w:fill="BEBEBE" w:themeFill="background1" w:themeFillShade="BF"/>
             <w:vAlign w:val="center"/>
           </w:tcPr>
@@ -20112,7 +20069,7 @@
         </w:tc>
         <w:tc>
           <w:tcPr>
-            <w:tcW w:w="1901" w:type="dxa"/>
+            <w:tcW w:w="1112" w:type="dxa"/>
             <w:shd w:val="clear" w:color="auto" w:fill="BEBEBE" w:themeFill="background1" w:themeFillShade="BF"/>
             <w:vAlign w:val="center"/>
           </w:tcPr>
@@ -20141,7 +20098,7 @@
         </w:tc>
         <w:tc>
           <w:tcPr>
-            <w:tcW w:w="4667" w:type="dxa"/>
+            <w:tcW w:w="2796" w:type="dxa"/>
             <w:shd w:val="clear" w:color="auto" w:fill="BEBEBE" w:themeFill="background1" w:themeFillShade="BF"/>
             <w:vAlign w:val="center"/>
           </w:tcPr>
@@ -20170,7 +20127,7 @@
         </w:tc>
         <w:tc>
           <w:tcPr>
-            <w:tcW w:w="1035" w:type="dxa"/>
+            <w:tcW w:w="864" w:type="dxa"/>
             <w:shd w:val="clear" w:color="auto" w:fill="BEBEBE" w:themeFill="background1" w:themeFillShade="BF"/>
             <w:vAlign w:val="center"/>
           </w:tcPr>
@@ -20194,6 +20151,37 @@
                 <w:szCs w:val="21"/>
               </w:rPr>
               <w:t>风险危害程度</w:t>
+            </w:r>
+          </w:p>
+        </w:tc>
+        <w:tc>
+          <w:tcPr>
+            <w:tcW w:w="3116" w:type="dxa"/>
+            <w:shd w:val="clear" w:color="auto" w:fill="BEBEBE" w:themeFill="background1" w:themeFillShade="BF"/>
+            <w:vAlign w:val="center"/>
+          </w:tcPr>
+          <w:p>
+            <w:pPr>
+              <w:jc w:val="center"/>
+              <w:rPr>
+                <w:rFonts w:hint="default" w:ascii="华文仿宋" w:hAnsi="华文仿宋" w:eastAsia="华文仿宋" w:cs="华文仿宋"/>
+                <w:b/>
+                <w:bCs/>
+                <w:sz w:val="21"/>
+                <w:szCs w:val="21"/>
+                <w:lang w:val="en-US" w:eastAsia="zh-CN"/>
+              </w:rPr>
+            </w:pPr>
+            <w:r>
+              <w:rPr>
+                <w:rFonts w:hint="eastAsia" w:ascii="华文仿宋" w:hAnsi="华文仿宋" w:cs="华文仿宋"/>
+                <w:b/>
+                <w:bCs/>
+                <w:sz w:val="21"/>
+                <w:szCs w:val="21"/>
+                <w:lang w:val="en-US" w:eastAsia="zh-CN"/>
+              </w:rPr>
+              <w:t>危害程度分析</w:t>
             </w:r>
           </w:p>
         </w:tc>
@@ -20220,7 +20208,7 @@
         </w:trPr>
         <w:tc>
           <w:tcPr>
-            <w:tcW w:w="699" w:type="dxa"/>
+            <w:tcW w:w="638" w:type="dxa"/>
             <w:vAlign w:val="center"/>
           </w:tcPr>
           <w:p>
@@ -20249,7 +20237,7 @@
         </w:tc>
         <w:tc>
           <w:tcPr>
-            <w:tcW w:w="1901" w:type="dxa"/>
+            <w:tcW w:w="1112" w:type="dxa"/>
             <w:vAlign w:val="center"/>
           </w:tcPr>
           <w:p>
@@ -20275,7 +20263,7 @@
         </w:tc>
         <w:tc>
           <w:tcPr>
-            <w:tcW w:w="4667" w:type="dxa"/>
+            <w:tcW w:w="2796" w:type="dxa"/>
             <w:vAlign w:val="center"/>
           </w:tcPr>
           <w:p>
@@ -20301,7 +20289,7 @@
         </w:tc>
         <w:tc>
           <w:tcPr>
-            <w:tcW w:w="1035" w:type="dxa"/>
+            <w:tcW w:w="864" w:type="dxa"/>
             <w:vAlign w:val="center"/>
           </w:tcPr>
           <w:p>
@@ -20322,6 +20310,32 @@
                 <w:szCs w:val="21"/>
               </w:rPr>
               <w:t>中</w:t>
+            </w:r>
+          </w:p>
+        </w:tc>
+        <w:tc>
+          <w:tcPr>
+            <w:tcW w:w="3116" w:type="dxa"/>
+            <w:vAlign w:val="center"/>
+          </w:tcPr>
+          <w:p>
+            <w:pPr>
+              <w:widowControl/>
+              <w:jc w:val="left"/>
+              <w:textAlignment w:val="center"/>
+              <w:rPr>
+                <w:rFonts w:hint="eastAsia" w:ascii="华文仿宋" w:hAnsi="华文仿宋" w:cs="华文仿宋"/>
+                <w:sz w:val="21"/>
+                <w:szCs w:val="21"/>
+              </w:rPr>
+            </w:pPr>
+            <w:r>
+              <w:rPr>
+                <w:rFonts w:hint="eastAsia" w:ascii="华文仿宋" w:hAnsi="华文仿宋" w:cs="华文仿宋"/>
+                <w:sz w:val="21"/>
+                <w:szCs w:val="21"/>
+              </w:rPr>
+              <w:t>一旦发生数据安全风险，对国家安全和经济运行不产生危害，对社会秩序和公共利益产生一般危害，对组织权益、组织自身运营产生危害。</w:t>
             </w:r>
           </w:p>
         </w:tc>
@@ -20348,7 +20362,7 @@
         </w:trPr>
         <w:tc>
           <w:tcPr>
-            <w:tcW w:w="699" w:type="dxa"/>
+            <w:tcW w:w="638" w:type="dxa"/>
             <w:vAlign w:val="center"/>
           </w:tcPr>
           <w:p>
@@ -20380,7 +20394,7 @@
         </w:tc>
         <w:tc>
           <w:tcPr>
-            <w:tcW w:w="1901" w:type="dxa"/>
+            <w:tcW w:w="1112" w:type="dxa"/>
             <w:vAlign w:val="center"/>
           </w:tcPr>
           <w:p>
@@ -20406,7 +20420,7 @@
         </w:tc>
         <w:tc>
           <w:tcPr>
-            <w:tcW w:w="4667" w:type="dxa"/>
+            <w:tcW w:w="2796" w:type="dxa"/>
             <w:vAlign w:val="center"/>
           </w:tcPr>
           <w:p>
@@ -20432,7 +20446,7 @@
         </w:tc>
         <w:tc>
           <w:tcPr>
-            <w:tcW w:w="1035" w:type="dxa"/>
+            <w:tcW w:w="864" w:type="dxa"/>
             <w:vAlign w:val="center"/>
           </w:tcPr>
           <w:p>
@@ -20453,6 +20467,32 @@
                 <w:szCs w:val="21"/>
               </w:rPr>
               <w:t>中</w:t>
+            </w:r>
+          </w:p>
+        </w:tc>
+        <w:tc>
+          <w:tcPr>
+            <w:tcW w:w="3116" w:type="dxa"/>
+            <w:vAlign w:val="center"/>
+          </w:tcPr>
+          <w:p>
+            <w:pPr>
+              <w:widowControl/>
+              <w:jc w:val="left"/>
+              <w:textAlignment w:val="center"/>
+              <w:rPr>
+                <w:rFonts w:hint="eastAsia" w:ascii="华文仿宋" w:hAnsi="华文仿宋" w:cs="华文仿宋"/>
+                <w:sz w:val="21"/>
+                <w:szCs w:val="21"/>
+              </w:rPr>
+            </w:pPr>
+            <w:r>
+              <w:rPr>
+                <w:rFonts w:hint="eastAsia" w:ascii="华文仿宋" w:hAnsi="华文仿宋" w:cs="华文仿宋"/>
+                <w:sz w:val="21"/>
+                <w:szCs w:val="21"/>
+              </w:rPr>
+              <w:t>一旦发生数据安全风险，对国家安全和经济运行不产生危害，对社会秩序和公共利益产生一般危害，对组织权益、组织自身运营产生危害。</w:t>
             </w:r>
           </w:p>
         </w:tc>
@@ -20479,7 +20519,7 @@
         </w:trPr>
         <w:tc>
           <w:tcPr>
-            <w:tcW w:w="699" w:type="dxa"/>
+            <w:tcW w:w="638" w:type="dxa"/>
             <w:vAlign w:val="center"/>
           </w:tcPr>
           <w:p>
@@ -20496,7 +20536,7 @@
                 <w:lang w:bidi="ar"/>
               </w:rPr>
             </w:pPr>
-            <w:commentRangeStart w:id="70"/>
+            <w:commentRangeStart w:id="68"/>
             <w:r>
               <w:rPr>
                 <w:rFonts w:hint="eastAsia" w:ascii="华文仿宋" w:hAnsi="华文仿宋" w:cs="华文仿宋"/>
@@ -20512,7 +20552,7 @@
         </w:tc>
         <w:tc>
           <w:tcPr>
-            <w:tcW w:w="1901" w:type="dxa"/>
+            <w:tcW w:w="1112" w:type="dxa"/>
             <w:vAlign w:val="center"/>
           </w:tcPr>
           <w:p>
@@ -20538,7 +20578,7 @@
         </w:tc>
         <w:tc>
           <w:tcPr>
-            <w:tcW w:w="4667" w:type="dxa"/>
+            <w:tcW w:w="2796" w:type="dxa"/>
             <w:vAlign w:val="center"/>
           </w:tcPr>
           <w:p>
@@ -20564,7 +20604,7 @@
         </w:tc>
         <w:tc>
           <w:tcPr>
-            <w:tcW w:w="1035" w:type="dxa"/>
+            <w:tcW w:w="864" w:type="dxa"/>
             <w:vAlign w:val="center"/>
           </w:tcPr>
           <w:p>
@@ -20586,9 +20626,35 @@
               </w:rPr>
               <w:t>高</w:t>
             </w:r>
-            <w:commentRangeEnd w:id="70"/>
-            <w:r>
-              <w:commentReference w:id="70"/>
+          </w:p>
+        </w:tc>
+        <w:tc>
+          <w:tcPr>
+            <w:tcW w:w="3116" w:type="dxa"/>
+            <w:vAlign w:val="center"/>
+          </w:tcPr>
+          <w:p>
+            <w:pPr>
+              <w:widowControl/>
+              <w:jc w:val="left"/>
+              <w:textAlignment w:val="center"/>
+              <w:rPr>
+                <w:rFonts w:hint="eastAsia" w:ascii="华文仿宋" w:hAnsi="华文仿宋" w:cs="华文仿宋"/>
+                <w:sz w:val="21"/>
+                <w:szCs w:val="21"/>
+              </w:rPr>
+            </w:pPr>
+            <w:r>
+              <w:rPr>
+                <w:rFonts w:hint="eastAsia" w:ascii="华文仿宋" w:hAnsi="华文仿宋" w:cs="华文仿宋"/>
+                <w:sz w:val="21"/>
+                <w:szCs w:val="21"/>
+              </w:rPr>
+              <w:t>一旦发生数据安全风险，对国家安全和经济运行不产生危害，对社会秩序和公共利益产生一般危害，对组织权益、组织自身运营产生危害。</w:t>
+            </w:r>
+            <w:commentRangeEnd w:id="68"/>
+            <w:r>
+              <w:commentReference w:id="68"/>
             </w:r>
           </w:p>
         </w:tc>
@@ -20598,14 +20664,14 @@
       <w:pPr>
         <w:pStyle w:val="3"/>
       </w:pPr>
-      <w:bookmarkStart w:id="88" w:name="_Toc6917"/>
+      <w:bookmarkStart w:id="87" w:name="_Toc6917"/>
       <w:r>
         <w:rPr>
           <w:rFonts w:hint="eastAsia"/>
         </w:rPr>
         <w:t>风险发生可能性分析</w:t>
       </w:r>
-      <w:bookmarkEnd w:id="88"/>
+      <w:bookmarkEnd w:id="87"/>
     </w:p>
     <w:p>
       <w:pPr>
@@ -20622,14 +20688,21 @@
       <w:pPr>
         <w:pStyle w:val="4"/>
       </w:pPr>
-      <w:bookmarkStart w:id="89" w:name="_Toc25370"/>
-      <w:r>
-        <w:rPr>
-          <w:rFonts w:hint="eastAsia"/>
-        </w:rPr>
-        <w:t>风险发生可能性定性分级</w:t>
-      </w:r>
-      <w:bookmarkEnd w:id="89"/>
+      <w:bookmarkStart w:id="88" w:name="_Toc25370"/>
+      <w:r>
+        <w:rPr>
+          <w:rFonts w:hint="eastAsia"/>
+        </w:rPr>
+        <w:t>风险发生可能性</w:t>
+      </w:r>
+      <w:bookmarkEnd w:id="88"/>
+      <w:r>
+        <w:rPr>
+          <w:rFonts w:hint="eastAsia"/>
+          <w:lang w:val="en-US" w:eastAsia="zh-CN"/>
+        </w:rPr>
+        <w:t>判定方法</w:t>
+      </w:r>
     </w:p>
     <w:p>
       <w:pPr>
@@ -21014,388 +21087,14 @@
       <w:pPr>
         <w:pStyle w:val="4"/>
       </w:pPr>
-      <w:bookmarkStart w:id="90" w:name="_Toc23614"/>
+      <w:bookmarkStart w:id="89" w:name="_Toc23614"/>
       <w:r>
         <w:rPr>
           <w:rFonts w:hint="eastAsia"/>
         </w:rPr>
         <w:t>风险发生可能性量化分析</w:t>
       </w:r>
-      <w:bookmarkEnd w:id="90"/>
-    </w:p>
-    <w:p>
-      <w:pPr>
-        <w:ind w:firstLine="480" w:firstLineChars="200"/>
-      </w:pPr>
-      <w:r>
-        <w:rPr>
-          <w:rFonts w:hint="eastAsia"/>
-        </w:rPr>
-        <w:t>为实现更精准的评估，风险发生可能性采用百分比进行量化分析，结合实际评估情况，根据综合得分区间确定风险发生可能性得分，综合得分越高代表风险发生可能性越高，具体综合得分区间如下表</w:t>
-      </w:r>
-      <w:r>
-        <w:rPr>
-          <w:rFonts w:hint="eastAsia"/>
-          <w:lang w:val="en-US" w:eastAsia="zh-CN"/>
-        </w:rPr>
-        <w:t>13</w:t>
-      </w:r>
-      <w:r>
-        <w:rPr>
-          <w:rFonts w:hint="eastAsia"/>
-        </w:rPr>
-        <w:t>所示：</w:t>
-      </w:r>
-    </w:p>
-    <w:p>
-      <w:pPr>
-        <w:ind w:firstLine="420"/>
-        <w:jc w:val="center"/>
-        <w:rPr>
-          <w:rFonts w:hint="eastAsia" w:ascii="华文仿宋" w:hAnsi="华文仿宋"/>
-          <w:b/>
-          <w:bCs/>
-        </w:rPr>
-      </w:pPr>
-      <w:r>
-        <w:rPr>
-          <w:rFonts w:hint="eastAsia" w:ascii="华文仿宋" w:hAnsi="华文仿宋"/>
-          <w:b/>
-          <w:bCs/>
-        </w:rPr>
-        <w:t>表</w:t>
-      </w:r>
-      <w:r>
-        <w:rPr>
-          <w:rFonts w:hint="eastAsia" w:ascii="华文仿宋" w:hAnsi="华文仿宋"/>
-          <w:b/>
-          <w:bCs/>
-          <w:lang w:val="en-US" w:eastAsia="zh-CN"/>
-        </w:rPr>
-        <w:t>13</w:t>
-      </w:r>
-      <w:r>
-        <w:rPr>
-          <w:rFonts w:hint="eastAsia" w:ascii="华文仿宋" w:hAnsi="华文仿宋"/>
-          <w:b/>
-          <w:bCs/>
-        </w:rPr>
-        <w:t xml:space="preserve"> 风险发生可能等级得分区间表</w:t>
-      </w:r>
-    </w:p>
-    <w:tbl>
-      <w:tblPr>
-        <w:tblStyle w:val="38"/>
-        <w:tblW w:w="0" w:type="auto"/>
-        <w:jc w:val="center"/>
-        <w:tblBorders>
-          <w:top w:val="single" w:color="auto" w:sz="4" w:space="0"/>
-          <w:left w:val="single" w:color="auto" w:sz="4" w:space="0"/>
-          <w:bottom w:val="single" w:color="auto" w:sz="4" w:space="0"/>
-          <w:right w:val="single" w:color="auto" w:sz="4" w:space="0"/>
-          <w:insideH w:val="single" w:color="auto" w:sz="4" w:space="0"/>
-          <w:insideV w:val="single" w:color="auto" w:sz="4" w:space="0"/>
-        </w:tblBorders>
-        <w:tblLayout w:type="autofit"/>
-        <w:tblCellMar>
-          <w:top w:w="0" w:type="dxa"/>
-          <w:left w:w="108" w:type="dxa"/>
-          <w:bottom w:w="0" w:type="dxa"/>
-          <w:right w:w="108" w:type="dxa"/>
-        </w:tblCellMar>
-      </w:tblPr>
-      <w:tblGrid>
-        <w:gridCol w:w="4151"/>
-        <w:gridCol w:w="4151"/>
-      </w:tblGrid>
-      <w:tr>
-        <w:tblPrEx>
-          <w:tblBorders>
-            <w:top w:val="single" w:color="auto" w:sz="4" w:space="0"/>
-            <w:left w:val="single" w:color="auto" w:sz="4" w:space="0"/>
-            <w:bottom w:val="single" w:color="auto" w:sz="4" w:space="0"/>
-            <w:right w:val="single" w:color="auto" w:sz="4" w:space="0"/>
-            <w:insideH w:val="single" w:color="auto" w:sz="4" w:space="0"/>
-            <w:insideV w:val="single" w:color="auto" w:sz="4" w:space="0"/>
-          </w:tblBorders>
-        </w:tblPrEx>
-        <w:trPr>
-          <w:jc w:val="center"/>
-        </w:trPr>
-        <w:tc>
-          <w:tcPr>
-            <w:tcW w:w="4151" w:type="dxa"/>
-            <w:shd w:val="clear" w:color="auto" w:fill="BEBEBE" w:themeFill="background1" w:themeFillShade="BF"/>
-          </w:tcPr>
-          <w:p>
-            <w:pPr>
-              <w:jc w:val="center"/>
-              <w:rPr>
-                <w:b/>
-                <w:bCs/>
-                <w:sz w:val="21"/>
-                <w:szCs w:val="21"/>
-              </w:rPr>
-            </w:pPr>
-            <w:r>
-              <w:rPr>
-                <w:rFonts w:hint="eastAsia"/>
-                <w:b/>
-                <w:bCs/>
-                <w:sz w:val="21"/>
-                <w:szCs w:val="21"/>
-              </w:rPr>
-              <w:t>等级</w:t>
-            </w:r>
-          </w:p>
-        </w:tc>
-        <w:tc>
-          <w:tcPr>
-            <w:tcW w:w="4151" w:type="dxa"/>
-            <w:shd w:val="clear" w:color="auto" w:fill="BEBEBE" w:themeFill="background1" w:themeFillShade="BF"/>
-          </w:tcPr>
-          <w:p>
-            <w:pPr>
-              <w:jc w:val="center"/>
-              <w:rPr>
-                <w:b/>
-                <w:bCs/>
-                <w:sz w:val="21"/>
-                <w:szCs w:val="21"/>
-              </w:rPr>
-            </w:pPr>
-            <w:r>
-              <w:rPr>
-                <w:rFonts w:hint="eastAsia"/>
-                <w:b/>
-                <w:bCs/>
-                <w:sz w:val="21"/>
-                <w:szCs w:val="21"/>
-              </w:rPr>
-              <w:t>综合得分</w:t>
-            </w:r>
-          </w:p>
-        </w:tc>
-      </w:tr>
-      <w:tr>
-        <w:tblPrEx>
-          <w:tblBorders>
-            <w:top w:val="single" w:color="auto" w:sz="4" w:space="0"/>
-            <w:left w:val="single" w:color="auto" w:sz="4" w:space="0"/>
-            <w:bottom w:val="single" w:color="auto" w:sz="4" w:space="0"/>
-            <w:right w:val="single" w:color="auto" w:sz="4" w:space="0"/>
-            <w:insideH w:val="single" w:color="auto" w:sz="4" w:space="0"/>
-            <w:insideV w:val="single" w:color="auto" w:sz="4" w:space="0"/>
-          </w:tblBorders>
-          <w:tblCellMar>
-            <w:top w:w="0" w:type="dxa"/>
-            <w:left w:w="108" w:type="dxa"/>
-            <w:bottom w:w="0" w:type="dxa"/>
-            <w:right w:w="108" w:type="dxa"/>
-          </w:tblCellMar>
-        </w:tblPrEx>
-        <w:trPr>
-          <w:jc w:val="center"/>
-        </w:trPr>
-        <w:tc>
-          <w:tcPr>
-            <w:tcW w:w="4151" w:type="dxa"/>
-          </w:tcPr>
-          <w:p>
-            <w:pPr>
-              <w:jc w:val="center"/>
-              <w:rPr>
-                <w:rFonts w:hint="eastAsia" w:ascii="华文仿宋" w:hAnsi="华文仿宋"/>
-                <w:sz w:val="21"/>
-                <w:szCs w:val="21"/>
-              </w:rPr>
-            </w:pPr>
-            <w:r>
-              <w:rPr>
-                <w:rFonts w:hint="eastAsia" w:ascii="华文仿宋" w:hAnsi="华文仿宋"/>
-                <w:sz w:val="21"/>
-                <w:szCs w:val="21"/>
-              </w:rPr>
-              <w:t>高</w:t>
-            </w:r>
-          </w:p>
-        </w:tc>
-        <w:tc>
-          <w:tcPr>
-            <w:tcW w:w="4151" w:type="dxa"/>
-          </w:tcPr>
-          <w:p>
-            <w:pPr>
-              <w:jc w:val="center"/>
-              <w:rPr>
-                <w:rFonts w:hint="eastAsia" w:ascii="华文仿宋" w:hAnsi="华文仿宋"/>
-                <w:sz w:val="21"/>
-                <w:szCs w:val="21"/>
-              </w:rPr>
-            </w:pPr>
-            <w:r>
-              <w:rPr>
-                <w:rFonts w:hint="eastAsia" w:ascii="华文仿宋" w:hAnsi="华文仿宋"/>
-                <w:sz w:val="21"/>
-                <w:szCs w:val="21"/>
-              </w:rPr>
-              <w:t>[0，30）</w:t>
-            </w:r>
-          </w:p>
-        </w:tc>
-      </w:tr>
-      <w:tr>
-        <w:tblPrEx>
-          <w:tblBorders>
-            <w:top w:val="single" w:color="auto" w:sz="4" w:space="0"/>
-            <w:left w:val="single" w:color="auto" w:sz="4" w:space="0"/>
-            <w:bottom w:val="single" w:color="auto" w:sz="4" w:space="0"/>
-            <w:right w:val="single" w:color="auto" w:sz="4" w:space="0"/>
-            <w:insideH w:val="single" w:color="auto" w:sz="4" w:space="0"/>
-            <w:insideV w:val="single" w:color="auto" w:sz="4" w:space="0"/>
-          </w:tblBorders>
-          <w:tblCellMar>
-            <w:top w:w="0" w:type="dxa"/>
-            <w:left w:w="108" w:type="dxa"/>
-            <w:bottom w:w="0" w:type="dxa"/>
-            <w:right w:w="108" w:type="dxa"/>
-          </w:tblCellMar>
-        </w:tblPrEx>
-        <w:trPr>
-          <w:jc w:val="center"/>
-        </w:trPr>
-        <w:tc>
-          <w:tcPr>
-            <w:tcW w:w="4151" w:type="dxa"/>
-          </w:tcPr>
-          <w:p>
-            <w:pPr>
-              <w:jc w:val="center"/>
-              <w:rPr>
-                <w:rFonts w:hint="eastAsia" w:ascii="华文仿宋" w:hAnsi="华文仿宋"/>
-                <w:sz w:val="21"/>
-                <w:szCs w:val="21"/>
-              </w:rPr>
-            </w:pPr>
-            <w:r>
-              <w:rPr>
-                <w:rFonts w:hint="eastAsia" w:ascii="华文仿宋" w:hAnsi="华文仿宋"/>
-                <w:sz w:val="21"/>
-                <w:szCs w:val="21"/>
-              </w:rPr>
-              <w:t>中</w:t>
-            </w:r>
-          </w:p>
-        </w:tc>
-        <w:tc>
-          <w:tcPr>
-            <w:tcW w:w="4151" w:type="dxa"/>
-          </w:tcPr>
-          <w:p>
-            <w:pPr>
-              <w:jc w:val="center"/>
-              <w:rPr>
-                <w:rFonts w:hint="eastAsia" w:ascii="华文仿宋" w:hAnsi="华文仿宋"/>
-                <w:sz w:val="21"/>
-                <w:szCs w:val="21"/>
-              </w:rPr>
-            </w:pPr>
-            <w:r>
-              <w:rPr>
-                <w:rFonts w:hint="eastAsia" w:ascii="华文仿宋" w:hAnsi="华文仿宋"/>
-                <w:sz w:val="21"/>
-                <w:szCs w:val="21"/>
-              </w:rPr>
-              <w:t>[30，75）</w:t>
-            </w:r>
-          </w:p>
-        </w:tc>
-      </w:tr>
-      <w:tr>
-        <w:tblPrEx>
-          <w:tblBorders>
-            <w:top w:val="single" w:color="auto" w:sz="4" w:space="0"/>
-            <w:left w:val="single" w:color="auto" w:sz="4" w:space="0"/>
-            <w:bottom w:val="single" w:color="auto" w:sz="4" w:space="0"/>
-            <w:right w:val="single" w:color="auto" w:sz="4" w:space="0"/>
-            <w:insideH w:val="single" w:color="auto" w:sz="4" w:space="0"/>
-            <w:insideV w:val="single" w:color="auto" w:sz="4" w:space="0"/>
-          </w:tblBorders>
-          <w:tblCellMar>
-            <w:top w:w="0" w:type="dxa"/>
-            <w:left w:w="108" w:type="dxa"/>
-            <w:bottom w:w="0" w:type="dxa"/>
-            <w:right w:w="108" w:type="dxa"/>
-          </w:tblCellMar>
-        </w:tblPrEx>
-        <w:trPr>
-          <w:jc w:val="center"/>
-        </w:trPr>
-        <w:tc>
-          <w:tcPr>
-            <w:tcW w:w="4151" w:type="dxa"/>
-          </w:tcPr>
-          <w:p>
-            <w:pPr>
-              <w:jc w:val="center"/>
-              <w:rPr>
-                <w:rFonts w:hint="eastAsia" w:ascii="华文仿宋" w:hAnsi="华文仿宋"/>
-                <w:sz w:val="21"/>
-                <w:szCs w:val="21"/>
-              </w:rPr>
-            </w:pPr>
-            <w:commentRangeStart w:id="71"/>
-            <w:r>
-              <w:rPr>
-                <w:rFonts w:hint="eastAsia" w:ascii="华文仿宋" w:hAnsi="华文仿宋"/>
-                <w:sz w:val="21"/>
-                <w:szCs w:val="21"/>
-              </w:rPr>
-              <w:t>低</w:t>
-            </w:r>
-          </w:p>
-        </w:tc>
-        <w:tc>
-          <w:tcPr>
-            <w:tcW w:w="4151" w:type="dxa"/>
-          </w:tcPr>
-          <w:p>
-            <w:pPr>
-              <w:jc w:val="center"/>
-              <w:rPr>
-                <w:rFonts w:hint="eastAsia" w:ascii="华文仿宋" w:hAnsi="华文仿宋"/>
-                <w:sz w:val="21"/>
-                <w:szCs w:val="21"/>
-              </w:rPr>
-            </w:pPr>
-            <w:r>
-              <w:rPr>
-                <w:rFonts w:hint="eastAsia" w:ascii="华文仿宋" w:hAnsi="华文仿宋"/>
-                <w:sz w:val="21"/>
-                <w:szCs w:val="21"/>
-              </w:rPr>
-              <w:t>[75，100]</w:t>
-            </w:r>
-            <w:commentRangeEnd w:id="71"/>
-            <w:r>
-              <w:commentReference w:id="71"/>
-            </w:r>
-          </w:p>
-        </w:tc>
-      </w:tr>
-    </w:tbl>
-    <w:p>
-      <w:pPr>
-        <w:pStyle w:val="4"/>
-      </w:pPr>
-      <w:bookmarkStart w:id="91" w:name="_Toc23259"/>
-      <w:r>
-        <w:rPr>
-          <w:rFonts w:hint="eastAsia"/>
-        </w:rPr>
-        <w:t>综合得分计算及风险等级判定</w:t>
-      </w:r>
-      <w:bookmarkEnd w:id="91"/>
+      <w:bookmarkEnd w:id="89"/>
     </w:p>
     <w:p>
       <w:pPr>
@@ -21419,7 +21118,7 @@
           <w:szCs w:val="21"/>
         </w:rPr>
       </w:pPr>
-      <w:commentRangeStart w:id="72"/>
+      <w:commentRangeStart w:id="69"/>
       <m:oMathPara>
         <m:oMath>
           <m:r>
@@ -21525,7 +21224,7 @@
                       <v:shape id="_x0000_i1025" o:spt="75" type="#_x0000_t75" style="height:20.4pt;width:12.9pt;" o:ole="t" filled="f" o:preferrelative="t" stroked="f" coordsize="21600,21600">
                         <v:path/>
                         <v:fill on="f" focussize="0,0"/>
-                        <v:stroke on="f" joinstyle="miter"/>
+                        <v:stroke on="f"/>
                         <v:imagedata r:id="rId22" o:title=""/>
                         <o:lock v:ext="edit" aspectratio="t"/>
                         <w10:wrap type="none"/>
@@ -21596,7 +21295,7 @@
             </w:rPr>
             <m:t>，</m:t>
           </m:r>
-          <w:bookmarkStart w:id="92" w:name="_Hlk191903776"/>
+          <w:bookmarkStart w:id="90" w:name="_Hlk191903776"/>
           <m:r>
             <m:rPr>
               <m:sty m:val="p"/>
@@ -21676,16 +21375,16 @@
             </w:rPr>
             <m:t>≤1</m:t>
           </m:r>
-          <w:commentRangeEnd w:id="72"/>
+          <w:commentRangeEnd w:id="69"/>
           <m:r>
             <m:rPr>
               <m:sty m:val="p"/>
             </m:rPr>
-            <w:commentReference w:id="72"/>
+            <w:commentReference w:id="69"/>
           </m:r>
+          <w:bookmarkEnd w:id="90"/>
         </m:oMath>
       </m:oMathPara>
-      <w:bookmarkEnd w:id="92"/>
     </w:p>
     <w:p>
       <w:pPr>
@@ -22232,7 +21931,7 @@
                 </w14:textFill>
               </w:rPr>
             </w:pPr>
-            <w:commentRangeStart w:id="73"/>
+            <w:commentRangeStart w:id="70"/>
             <w:r>
               <w:rPr>
                 <w:rFonts w:hint="eastAsia" w:ascii="华文仿宋" w:hAnsi="华文仿宋" w:cs="华文仿宋"/>
@@ -22284,9 +21983,9 @@
               </w:rPr>
               <w:t>0</w:t>
             </w:r>
-            <w:commentRangeEnd w:id="73"/>
-            <w:r>
-              <w:commentReference w:id="73"/>
+            <w:commentRangeEnd w:id="70"/>
+            <w:r>
+              <w:commentReference w:id="70"/>
             </w:r>
           </w:p>
         </w:tc>
@@ -22308,7 +22007,7 @@
         </w:rPr>
         <w:t>注：当评估项k涉及多个对象时，针对每个对象的得分取值为</w:t>
       </w:r>
-      <w:commentRangeStart w:id="74"/>
+      <w:commentRangeStart w:id="71"/>
       <w:r>
         <w:rPr>
           <w:rFonts w:hint="eastAsia" w:ascii="仿宋" w:hAnsi="仿宋" w:eastAsia="仿宋"/>
@@ -22316,9 +22015,9 @@
         </w:rPr>
         <w:t>1、0.5和0</w:t>
       </w:r>
-      <w:commentRangeEnd w:id="74"/>
-      <w:r>
-        <w:commentReference w:id="74"/>
+      <w:commentRangeEnd w:id="71"/>
+      <w:r>
+        <w:commentReference w:id="71"/>
       </w:r>
       <w:r>
         <w:rPr>
@@ -22341,43 +22040,390 @@
     </w:p>
     <w:p>
       <w:pPr>
-        <w:pStyle w:val="5"/>
-      </w:pPr>
-      <w:commentRangeStart w:id="75"/>
-      <w:r>
-        <w:rPr>
-          <w:rFonts w:hint="eastAsia"/>
-          <w:lang w:val="en-US" w:eastAsia="zh-CN"/>
-        </w:rPr>
-        <w:t>XX</w:t>
-      </w:r>
-      <w:r>
-        <w:rPr>
-          <w:rFonts w:hint="eastAsia"/>
-        </w:rPr>
-        <w:t>系统</w:t>
-      </w:r>
-      <w:commentRangeEnd w:id="75"/>
-      <w:r>
-        <w:commentReference w:id="75"/>
-      </w:r>
-      <w:r>
-        <w:rPr>
-          <w:rFonts w:hint="eastAsia"/>
-        </w:rPr>
-        <w:t>的综合得分及风险发生可能等级</w:t>
-      </w:r>
+        <w:ind w:firstLine="480" w:firstLineChars="200"/>
+        <w:rPr>
+          <w:rFonts w:hint="eastAsia"/>
+        </w:rPr>
+      </w:pPr>
     </w:p>
     <w:p>
       <w:pPr>
         <w:ind w:firstLine="480" w:firstLineChars="200"/>
       </w:pPr>
-      <w:commentRangeStart w:id="76"/>
+      <w:r>
+        <w:rPr>
+          <w:rFonts w:hint="eastAsia"/>
+        </w:rPr>
+        <w:t>为实现更精准的评估，风险发生可能性采用百分比进行量化分析，结合实际评估情况，根据综合得分区间确定风险发生可能性得分，综合得分越高代表风险发生可能性越高，具体综合得分区间如下表</w:t>
+      </w:r>
       <w:r>
         <w:rPr>
           <w:rFonts w:hint="eastAsia"/>
           <w:lang w:val="en-US" w:eastAsia="zh-CN"/>
         </w:rPr>
+        <w:t>13</w:t>
+      </w:r>
+      <w:r>
+        <w:rPr>
+          <w:rFonts w:hint="eastAsia"/>
+        </w:rPr>
+        <w:t>所示：</w:t>
+      </w:r>
+    </w:p>
+    <w:p>
+      <w:pPr>
+        <w:ind w:firstLine="420"/>
+        <w:jc w:val="center"/>
+        <w:rPr>
+          <w:rFonts w:hint="eastAsia" w:ascii="华文仿宋" w:hAnsi="华文仿宋"/>
+          <w:b/>
+          <w:bCs/>
+        </w:rPr>
+      </w:pPr>
+      <w:r>
+        <w:rPr>
+          <w:rFonts w:hint="eastAsia" w:ascii="华文仿宋" w:hAnsi="华文仿宋"/>
+          <w:b/>
+          <w:bCs/>
+        </w:rPr>
+        <w:t>表</w:t>
+      </w:r>
+      <w:r>
+        <w:rPr>
+          <w:rFonts w:hint="eastAsia" w:ascii="华文仿宋" w:hAnsi="华文仿宋"/>
+          <w:b/>
+          <w:bCs/>
+          <w:lang w:val="en-US" w:eastAsia="zh-CN"/>
+        </w:rPr>
+        <w:t>13</w:t>
+      </w:r>
+      <w:r>
+        <w:rPr>
+          <w:rFonts w:hint="eastAsia" w:ascii="华文仿宋" w:hAnsi="华文仿宋"/>
+          <w:b/>
+          <w:bCs/>
+        </w:rPr>
+        <w:t xml:space="preserve"> 风险发生可能等级得分区间表</w:t>
+      </w:r>
+    </w:p>
+    <w:tbl>
+      <w:tblPr>
+        <w:tblStyle w:val="38"/>
+        <w:tblW w:w="0" w:type="auto"/>
+        <w:jc w:val="center"/>
+        <w:tblBorders>
+          <w:top w:val="single" w:color="auto" w:sz="4" w:space="0"/>
+          <w:left w:val="single" w:color="auto" w:sz="4" w:space="0"/>
+          <w:bottom w:val="single" w:color="auto" w:sz="4" w:space="0"/>
+          <w:right w:val="single" w:color="auto" w:sz="4" w:space="0"/>
+          <w:insideH w:val="single" w:color="auto" w:sz="4" w:space="0"/>
+          <w:insideV w:val="single" w:color="auto" w:sz="4" w:space="0"/>
+        </w:tblBorders>
+        <w:tblLayout w:type="autofit"/>
+        <w:tblCellMar>
+          <w:top w:w="0" w:type="dxa"/>
+          <w:left w:w="108" w:type="dxa"/>
+          <w:bottom w:w="0" w:type="dxa"/>
+          <w:right w:w="108" w:type="dxa"/>
+        </w:tblCellMar>
+      </w:tblPr>
+      <w:tblGrid>
+        <w:gridCol w:w="4151"/>
+        <w:gridCol w:w="4151"/>
+      </w:tblGrid>
+      <w:tr>
+        <w:tblPrEx>
+          <w:tblBorders>
+            <w:top w:val="single" w:color="auto" w:sz="4" w:space="0"/>
+            <w:left w:val="single" w:color="auto" w:sz="4" w:space="0"/>
+            <w:bottom w:val="single" w:color="auto" w:sz="4" w:space="0"/>
+            <w:right w:val="single" w:color="auto" w:sz="4" w:space="0"/>
+            <w:insideH w:val="single" w:color="auto" w:sz="4" w:space="0"/>
+            <w:insideV w:val="single" w:color="auto" w:sz="4" w:space="0"/>
+          </w:tblBorders>
+          <w:tblCellMar>
+            <w:top w:w="0" w:type="dxa"/>
+            <w:left w:w="108" w:type="dxa"/>
+            <w:bottom w:w="0" w:type="dxa"/>
+            <w:right w:w="108" w:type="dxa"/>
+          </w:tblCellMar>
+        </w:tblPrEx>
+        <w:trPr>
+          <w:jc w:val="center"/>
+        </w:trPr>
+        <w:tc>
+          <w:tcPr>
+            <w:tcW w:w="4151" w:type="dxa"/>
+            <w:shd w:val="clear" w:color="auto" w:fill="BEBEBE" w:themeFill="background1" w:themeFillShade="BF"/>
+          </w:tcPr>
+          <w:p>
+            <w:pPr>
+              <w:jc w:val="center"/>
+              <w:rPr>
+                <w:b/>
+                <w:bCs/>
+                <w:sz w:val="21"/>
+                <w:szCs w:val="21"/>
+              </w:rPr>
+            </w:pPr>
+            <w:r>
+              <w:rPr>
+                <w:rFonts w:hint="eastAsia"/>
+                <w:b/>
+                <w:bCs/>
+                <w:sz w:val="21"/>
+                <w:szCs w:val="21"/>
+              </w:rPr>
+              <w:t>等级</w:t>
+            </w:r>
+          </w:p>
+        </w:tc>
+        <w:tc>
+          <w:tcPr>
+            <w:tcW w:w="4151" w:type="dxa"/>
+            <w:shd w:val="clear" w:color="auto" w:fill="BEBEBE" w:themeFill="background1" w:themeFillShade="BF"/>
+          </w:tcPr>
+          <w:p>
+            <w:pPr>
+              <w:jc w:val="center"/>
+              <w:rPr>
+                <w:b/>
+                <w:bCs/>
+                <w:sz w:val="21"/>
+                <w:szCs w:val="21"/>
+              </w:rPr>
+            </w:pPr>
+            <w:r>
+              <w:rPr>
+                <w:rFonts w:hint="eastAsia"/>
+                <w:b/>
+                <w:bCs/>
+                <w:sz w:val="21"/>
+                <w:szCs w:val="21"/>
+              </w:rPr>
+              <w:t>综合得分</w:t>
+            </w:r>
+          </w:p>
+        </w:tc>
+      </w:tr>
+      <w:tr>
+        <w:tblPrEx>
+          <w:tblBorders>
+            <w:top w:val="single" w:color="auto" w:sz="4" w:space="0"/>
+            <w:left w:val="single" w:color="auto" w:sz="4" w:space="0"/>
+            <w:bottom w:val="single" w:color="auto" w:sz="4" w:space="0"/>
+            <w:right w:val="single" w:color="auto" w:sz="4" w:space="0"/>
+            <w:insideH w:val="single" w:color="auto" w:sz="4" w:space="0"/>
+            <w:insideV w:val="single" w:color="auto" w:sz="4" w:space="0"/>
+          </w:tblBorders>
+          <w:tblCellMar>
+            <w:top w:w="0" w:type="dxa"/>
+            <w:left w:w="108" w:type="dxa"/>
+            <w:bottom w:w="0" w:type="dxa"/>
+            <w:right w:w="108" w:type="dxa"/>
+          </w:tblCellMar>
+        </w:tblPrEx>
+        <w:trPr>
+          <w:jc w:val="center"/>
+        </w:trPr>
+        <w:tc>
+          <w:tcPr>
+            <w:tcW w:w="4151" w:type="dxa"/>
+          </w:tcPr>
+          <w:p>
+            <w:pPr>
+              <w:jc w:val="center"/>
+              <w:rPr>
+                <w:rFonts w:hint="eastAsia" w:ascii="华文仿宋" w:hAnsi="华文仿宋"/>
+                <w:sz w:val="21"/>
+                <w:szCs w:val="21"/>
+              </w:rPr>
+            </w:pPr>
+            <w:r>
+              <w:rPr>
+                <w:rFonts w:hint="eastAsia" w:ascii="华文仿宋" w:hAnsi="华文仿宋"/>
+                <w:sz w:val="21"/>
+                <w:szCs w:val="21"/>
+              </w:rPr>
+              <w:t>高</w:t>
+            </w:r>
+          </w:p>
+        </w:tc>
+        <w:tc>
+          <w:tcPr>
+            <w:tcW w:w="4151" w:type="dxa"/>
+          </w:tcPr>
+          <w:p>
+            <w:pPr>
+              <w:jc w:val="center"/>
+              <w:rPr>
+                <w:rFonts w:hint="eastAsia" w:ascii="华文仿宋" w:hAnsi="华文仿宋"/>
+                <w:sz w:val="21"/>
+                <w:szCs w:val="21"/>
+              </w:rPr>
+            </w:pPr>
+            <w:r>
+              <w:rPr>
+                <w:rFonts w:hint="eastAsia" w:ascii="华文仿宋" w:hAnsi="华文仿宋"/>
+                <w:sz w:val="21"/>
+                <w:szCs w:val="21"/>
+              </w:rPr>
+              <w:t>[0，30）</w:t>
+            </w:r>
+          </w:p>
+        </w:tc>
+      </w:tr>
+      <w:tr>
+        <w:tblPrEx>
+          <w:tblBorders>
+            <w:top w:val="single" w:color="auto" w:sz="4" w:space="0"/>
+            <w:left w:val="single" w:color="auto" w:sz="4" w:space="0"/>
+            <w:bottom w:val="single" w:color="auto" w:sz="4" w:space="0"/>
+            <w:right w:val="single" w:color="auto" w:sz="4" w:space="0"/>
+            <w:insideH w:val="single" w:color="auto" w:sz="4" w:space="0"/>
+            <w:insideV w:val="single" w:color="auto" w:sz="4" w:space="0"/>
+          </w:tblBorders>
+          <w:tblCellMar>
+            <w:top w:w="0" w:type="dxa"/>
+            <w:left w:w="108" w:type="dxa"/>
+            <w:bottom w:w="0" w:type="dxa"/>
+            <w:right w:w="108" w:type="dxa"/>
+          </w:tblCellMar>
+        </w:tblPrEx>
+        <w:trPr>
+          <w:jc w:val="center"/>
+        </w:trPr>
+        <w:tc>
+          <w:tcPr>
+            <w:tcW w:w="4151" w:type="dxa"/>
+          </w:tcPr>
+          <w:p>
+            <w:pPr>
+              <w:jc w:val="center"/>
+              <w:rPr>
+                <w:rFonts w:hint="eastAsia" w:ascii="华文仿宋" w:hAnsi="华文仿宋"/>
+                <w:sz w:val="21"/>
+                <w:szCs w:val="21"/>
+              </w:rPr>
+            </w:pPr>
+            <w:r>
+              <w:rPr>
+                <w:rFonts w:hint="eastAsia" w:ascii="华文仿宋" w:hAnsi="华文仿宋"/>
+                <w:sz w:val="21"/>
+                <w:szCs w:val="21"/>
+              </w:rPr>
+              <w:t>中</w:t>
+            </w:r>
+          </w:p>
+        </w:tc>
+        <w:tc>
+          <w:tcPr>
+            <w:tcW w:w="4151" w:type="dxa"/>
+          </w:tcPr>
+          <w:p>
+            <w:pPr>
+              <w:jc w:val="center"/>
+              <w:rPr>
+                <w:rFonts w:hint="eastAsia" w:ascii="华文仿宋" w:hAnsi="华文仿宋"/>
+                <w:sz w:val="21"/>
+                <w:szCs w:val="21"/>
+              </w:rPr>
+            </w:pPr>
+            <w:r>
+              <w:rPr>
+                <w:rFonts w:hint="eastAsia" w:ascii="华文仿宋" w:hAnsi="华文仿宋"/>
+                <w:sz w:val="21"/>
+                <w:szCs w:val="21"/>
+              </w:rPr>
+              <w:t>[30，75）</w:t>
+            </w:r>
+          </w:p>
+        </w:tc>
+      </w:tr>
+      <w:tr>
+        <w:tblPrEx>
+          <w:tblBorders>
+            <w:top w:val="single" w:color="auto" w:sz="4" w:space="0"/>
+            <w:left w:val="single" w:color="auto" w:sz="4" w:space="0"/>
+            <w:bottom w:val="single" w:color="auto" w:sz="4" w:space="0"/>
+            <w:right w:val="single" w:color="auto" w:sz="4" w:space="0"/>
+            <w:insideH w:val="single" w:color="auto" w:sz="4" w:space="0"/>
+            <w:insideV w:val="single" w:color="auto" w:sz="4" w:space="0"/>
+          </w:tblBorders>
+          <w:tblCellMar>
+            <w:top w:w="0" w:type="dxa"/>
+            <w:left w:w="108" w:type="dxa"/>
+            <w:bottom w:w="0" w:type="dxa"/>
+            <w:right w:w="108" w:type="dxa"/>
+          </w:tblCellMar>
+        </w:tblPrEx>
+        <w:trPr>
+          <w:jc w:val="center"/>
+        </w:trPr>
+        <w:tc>
+          <w:tcPr>
+            <w:tcW w:w="4151" w:type="dxa"/>
+          </w:tcPr>
+          <w:p>
+            <w:pPr>
+              <w:jc w:val="center"/>
+              <w:rPr>
+                <w:rFonts w:hint="eastAsia" w:ascii="华文仿宋" w:hAnsi="华文仿宋"/>
+                <w:sz w:val="21"/>
+                <w:szCs w:val="21"/>
+              </w:rPr>
+            </w:pPr>
+            <w:commentRangeStart w:id="72"/>
+            <w:r>
+              <w:rPr>
+                <w:rFonts w:hint="eastAsia" w:ascii="华文仿宋" w:hAnsi="华文仿宋"/>
+                <w:sz w:val="21"/>
+                <w:szCs w:val="21"/>
+              </w:rPr>
+              <w:t>低</w:t>
+            </w:r>
+          </w:p>
+        </w:tc>
+        <w:tc>
+          <w:tcPr>
+            <w:tcW w:w="4151" w:type="dxa"/>
+          </w:tcPr>
+          <w:p>
+            <w:pPr>
+              <w:jc w:val="center"/>
+              <w:rPr>
+                <w:rFonts w:hint="eastAsia" w:ascii="华文仿宋" w:hAnsi="华文仿宋"/>
+                <w:sz w:val="21"/>
+                <w:szCs w:val="21"/>
+              </w:rPr>
+            </w:pPr>
+            <w:r>
+              <w:rPr>
+                <w:rFonts w:hint="eastAsia" w:ascii="华文仿宋" w:hAnsi="华文仿宋"/>
+                <w:sz w:val="21"/>
+                <w:szCs w:val="21"/>
+              </w:rPr>
+              <w:t>[75，100]</w:t>
+            </w:r>
+            <w:commentRangeEnd w:id="72"/>
+            <w:r>
+              <w:commentReference w:id="72"/>
+            </w:r>
+          </w:p>
+        </w:tc>
+      </w:tr>
+    </w:tbl>
+    <w:p>
+      <w:pPr>
+        <w:pStyle w:val="4"/>
+        <w:bidi w:val="0"/>
+      </w:pPr>
+      <w:commentRangeStart w:id="73"/>
+      <w:r>
+        <w:rPr>
+          <w:rFonts w:hint="eastAsia"/>
+          <w:lang w:val="en-US" w:eastAsia="zh-CN"/>
+        </w:rPr>
         <w:t>XX</w:t>
       </w:r>
       <w:r>
@@ -22386,9 +22432,38 @@
         </w:rPr>
         <w:t>系统</w:t>
       </w:r>
-      <w:commentRangeEnd w:id="76"/>
-      <w:r>
-        <w:commentReference w:id="76"/>
+      <w:commentRangeEnd w:id="73"/>
+      <w:r>
+        <w:commentReference w:id="73"/>
+      </w:r>
+      <w:r>
+        <w:rPr>
+          <w:rFonts w:hint="eastAsia"/>
+        </w:rPr>
+        <w:t>的综合得分及风险发生可能等级</w:t>
+      </w:r>
+    </w:p>
+    <w:p>
+      <w:pPr>
+        <w:ind w:firstLine="480" w:firstLineChars="200"/>
+      </w:pPr>
+      <w:commentRangeStart w:id="74"/>
+      <w:r>
+        <w:rPr>
+          <w:rFonts w:hint="eastAsia"/>
+          <w:lang w:val="en-US" w:eastAsia="zh-CN"/>
+        </w:rPr>
+        <w:t>XX</w:t>
+      </w:r>
+      <w:r>
+        <w:rPr>
+          <w:rFonts w:hint="eastAsia"/>
+        </w:rPr>
+        <w:t>系统</w:t>
+      </w:r>
+      <w:commentRangeEnd w:id="74"/>
+      <w:r>
+        <w:commentReference w:id="74"/>
       </w:r>
       <w:r>
         <w:rPr>
@@ -22421,8 +22496,8 @@
           <w:szCs w:val="24"/>
         </w:rPr>
       </w:pPr>
-      <w:bookmarkStart w:id="93" w:name="_Toc43455342"/>
-      <w:bookmarkStart w:id="94" w:name="_Toc534702762"/>
+      <w:bookmarkStart w:id="91" w:name="_Toc43455342"/>
+      <w:bookmarkStart w:id="92" w:name="_Toc534702762"/>
       <w:r>
         <w:rPr>
           <w:rFonts w:hint="eastAsia" w:ascii="华文仿宋" w:hAnsi="华文仿宋" w:cs="华文仿宋"/>
@@ -22448,7 +22523,7 @@
         </w:rPr>
         <w:t xml:space="preserve"> </w:t>
       </w:r>
-      <w:commentRangeStart w:id="77"/>
+      <w:commentRangeStart w:id="75"/>
       <w:r>
         <w:rPr>
           <w:rFonts w:hint="eastAsia" w:ascii="华文仿宋" w:hAnsi="华文仿宋" w:cs="华文仿宋"/>
@@ -22466,9 +22541,9 @@
         </w:rPr>
         <w:t>系统</w:t>
       </w:r>
-      <w:commentRangeEnd w:id="77"/>
-      <w:r>
-        <w:commentReference w:id="77"/>
+      <w:commentRangeEnd w:id="75"/>
+      <w:r>
+        <w:commentReference w:id="75"/>
       </w:r>
       <w:r>
         <w:rPr>
@@ -22478,8 +22553,8 @@
         </w:rPr>
         <w:t>综合得分</w:t>
       </w:r>
-      <w:bookmarkEnd w:id="93"/>
-      <w:bookmarkEnd w:id="94"/>
+      <w:bookmarkEnd w:id="91"/>
+      <w:bookmarkEnd w:id="92"/>
       <w:r>
         <w:rPr>
           <w:rFonts w:hint="eastAsia" w:ascii="华文仿宋" w:hAnsi="华文仿宋" w:cs="华文仿宋"/>
@@ -22651,7 +22726,7 @@
                 <w:szCs w:val="21"/>
               </w:rPr>
             </w:pPr>
-            <w:commentRangeStart w:id="78"/>
+            <w:commentRangeStart w:id="76"/>
             <w:r>
               <w:rPr>
                 <w:rFonts w:hint="eastAsia" w:ascii="华文仿宋" w:hAnsi="华文仿宋" w:cs="华文仿宋"/>
@@ -22669,9 +22744,9 @@
               </w:rPr>
               <w:t>系统</w:t>
             </w:r>
-            <w:commentRangeEnd w:id="78"/>
-            <w:r>
-              <w:commentReference w:id="78"/>
+            <w:commentRangeEnd w:id="76"/>
+            <w:r>
+              <w:commentReference w:id="76"/>
             </w:r>
           </w:p>
         </w:tc>
@@ -22690,7 +22765,7 @@
                 <w:lang w:eastAsia="zh-CN"/>
               </w:rPr>
             </w:pPr>
-            <w:commentRangeStart w:id="79"/>
+            <w:commentRangeStart w:id="77"/>
             <w:r>
               <w:rPr>
                 <w:rFonts w:hint="eastAsia" w:ascii="华文仿宋" w:hAnsi="华文仿宋" w:cs="华文仿宋"/>
@@ -22700,9 +22775,9 @@
               </w:rPr>
               <w:t>X</w:t>
             </w:r>
-            <w:commentRangeEnd w:id="79"/>
-            <w:r>
-              <w:commentReference w:id="79"/>
+            <w:commentRangeEnd w:id="77"/>
+            <w:r>
+              <w:commentReference w:id="77"/>
             </w:r>
           </w:p>
         </w:tc>
@@ -22722,7 +22797,7 @@
                 <w:lang w:val="en-US" w:eastAsia="zh-CN"/>
               </w:rPr>
             </w:pPr>
-            <w:commentRangeStart w:id="80"/>
+            <w:commentRangeStart w:id="78"/>
             <w:r>
               <w:rPr>
                 <w:rFonts w:hint="eastAsia" w:ascii="华文仿宋" w:hAnsi="华文仿宋" w:cs="华文仿宋"/>
@@ -22733,9 +22808,9 @@
               </w:rPr>
               <w:t>X</w:t>
             </w:r>
-            <w:commentRangeEnd w:id="80"/>
-            <w:r>
-              <w:commentReference w:id="80"/>
+            <w:commentRangeEnd w:id="78"/>
+            <w:r>
+              <w:commentReference w:id="78"/>
             </w:r>
           </w:p>
         </w:tc>
@@ -22745,14 +22820,14 @@
       <w:pPr>
         <w:pStyle w:val="3"/>
       </w:pPr>
-      <w:bookmarkStart w:id="95" w:name="_Toc18004"/>
+      <w:bookmarkStart w:id="93" w:name="_Toc18004"/>
       <w:r>
         <w:rPr>
           <w:rFonts w:hint="eastAsia"/>
         </w:rPr>
         <w:t>数据安全风险评价</w:t>
       </w:r>
-      <w:bookmarkEnd w:id="95"/>
+      <w:bookmarkEnd w:id="93"/>
     </w:p>
     <w:p>
       <w:pPr>
@@ -23532,7 +23607,7 @@
               <w:ind w:firstLine="420"/>
               <w:jc w:val="center"/>
             </w:pPr>
-            <w:commentRangeStart w:id="81"/>
+            <w:commentRangeStart w:id="79"/>
           </w:p>
         </w:tc>
         <w:tc>
@@ -23677,9 +23752,9 @@
               </w:rPr>
               <w:t>轻微安全风险</w:t>
             </w:r>
-            <w:commentRangeEnd w:id="81"/>
-            <w:r>
-              <w:commentReference w:id="81"/>
+            <w:commentRangeEnd w:id="79"/>
+            <w:r>
+              <w:commentReference w:id="79"/>
             </w:r>
           </w:p>
         </w:tc>
@@ -23700,14 +23775,14 @@
       <w:pPr>
         <w:pStyle w:val="3"/>
       </w:pPr>
-      <w:bookmarkStart w:id="96" w:name="_Toc7595"/>
+      <w:bookmarkStart w:id="94" w:name="_Toc7595"/>
       <w:r>
         <w:rPr>
           <w:rFonts w:hint="eastAsia"/>
         </w:rPr>
         <w:t>数据安全风险清单</w:t>
       </w:r>
-      <w:bookmarkEnd w:id="96"/>
+      <w:bookmarkEnd w:id="94"/>
     </w:p>
     <w:p>
       <w:pPr>
@@ -23724,8 +23799,8 @@
       <w:pPr>
         <w:pStyle w:val="4"/>
       </w:pPr>
-      <w:commentRangeStart w:id="82"/>
-      <w:bookmarkStart w:id="97" w:name="_Toc6999"/>
+      <w:bookmarkStart w:id="95" w:name="_Toc6999"/>
+      <w:commentRangeStart w:id="80"/>
       <w:r>
         <w:rPr>
           <w:rFonts w:hint="eastAsia"/>
@@ -23739,9 +23814,9 @@
         </w:rPr>
         <w:t>系统</w:t>
       </w:r>
-      <w:commentRangeEnd w:id="82"/>
-      <w:r>
-        <w:commentReference w:id="82"/>
+      <w:commentRangeEnd w:id="80"/>
+      <w:r>
+        <w:commentReference w:id="80"/>
       </w:r>
       <w:r>
         <w:rPr>
@@ -23749,13 +23824,13 @@
         </w:rPr>
         <w:t>安全风险清单</w:t>
       </w:r>
-      <w:bookmarkEnd w:id="97"/>
+      <w:bookmarkEnd w:id="95"/>
     </w:p>
     <w:p>
       <w:pPr>
         <w:ind w:firstLine="480" w:firstLineChars="200"/>
       </w:pPr>
-      <w:commentRangeStart w:id="83"/>
+      <w:commentRangeStart w:id="81"/>
       <w:r>
         <w:rPr>
           <w:rFonts w:hint="eastAsia"/>
@@ -23769,9 +23844,9 @@
         </w:rPr>
         <w:t>系统</w:t>
       </w:r>
-      <w:commentRangeEnd w:id="83"/>
-      <w:r>
-        <w:commentReference w:id="83"/>
+      <w:commentRangeEnd w:id="81"/>
+      <w:r>
+        <w:commentReference w:id="81"/>
       </w:r>
       <w:r>
         <w:rPr>
@@ -23827,7 +23902,7 @@
         </w:rPr>
         <w:t xml:space="preserve"> </w:t>
       </w:r>
-      <w:commentRangeStart w:id="84"/>
+      <w:commentRangeStart w:id="82"/>
       <w:r>
         <w:rPr>
           <w:rFonts w:hint="eastAsia"/>
@@ -23845,9 +23920,9 @@
         </w:rPr>
         <w:t>系统</w:t>
       </w:r>
-      <w:commentRangeEnd w:id="84"/>
-      <w:r>
-        <w:commentReference w:id="84"/>
+      <w:commentRangeEnd w:id="82"/>
+      <w:r>
+        <w:commentReference w:id="82"/>
       </w:r>
       <w:r>
         <w:rPr>
@@ -23900,6 +23975,12 @@
             <w:insideH w:val="single" w:color="auto" w:sz="4" w:space="0"/>
             <w:insideV w:val="single" w:color="auto" w:sz="4" w:space="0"/>
           </w:tblBorders>
+          <w:tblCellMar>
+            <w:top w:w="0" w:type="dxa"/>
+            <w:left w:w="108" w:type="dxa"/>
+            <w:bottom w:w="0" w:type="dxa"/>
+            <w:right w:w="108" w:type="dxa"/>
+          </w:tblCellMar>
         </w:tblPrEx>
         <w:trPr>
           <w:jc w:val="center"/>
@@ -23927,7 +24008,7 @@
                 <w:szCs w:val="21"/>
               </w:rPr>
             </w:pPr>
-            <w:bookmarkStart w:id="98" w:name="_Toc23272"/>
+            <w:bookmarkStart w:id="96" w:name="_Toc23272"/>
             <w:r>
               <w:rPr>
                 <w:rFonts w:hint="eastAsia" w:ascii="华文仿宋" w:hAnsi="华文仿宋" w:cs="华文仿宋"/>
@@ -24903,7 +24984,7 @@
                 <w:lang w:bidi="ar"/>
               </w:rPr>
             </w:pPr>
-            <w:commentRangeStart w:id="85"/>
+            <w:commentRangeStart w:id="83"/>
             <w:r>
               <w:rPr>
                 <w:rFonts w:hint="eastAsia" w:ascii="华文仿宋" w:hAnsi="华文仿宋" w:cs="华文仿宋"/>
@@ -25181,9 +25262,9 @@
               </w:rPr>
               <w:t>数据存储、数据使用和加工</w:t>
             </w:r>
-            <w:commentRangeEnd w:id="85"/>
-            <w:r>
-              <w:commentReference w:id="85"/>
+            <w:commentRangeEnd w:id="83"/>
+            <w:r>
+              <w:commentReference w:id="83"/>
             </w:r>
           </w:p>
         </w:tc>
@@ -25219,159 +25300,159 @@
         <w:wordWrap w:val="0"/>
         <w:ind w:left="431" w:hanging="431"/>
       </w:pPr>
-      <w:bookmarkStart w:id="99" w:name="_Toc6980"/>
+      <w:bookmarkStart w:id="97" w:name="_Toc6980"/>
       <w:r>
         <w:rPr>
           <w:rFonts w:hint="eastAsia"/>
         </w:rPr>
         <w:t>安全风险处理</w:t>
+      </w:r>
+      <w:bookmarkEnd w:id="96"/>
+      <w:bookmarkEnd w:id="97"/>
+    </w:p>
+    <w:p>
+      <w:pPr>
+        <w:pStyle w:val="3"/>
+        <w:spacing w:before="326"/>
+      </w:pPr>
+      <w:bookmarkStart w:id="98" w:name="_Toc199311183"/>
+      <w:bookmarkStart w:id="99" w:name="_Toc424139364"/>
+      <w:bookmarkStart w:id="100" w:name="_Toc317616076"/>
+      <w:bookmarkStart w:id="101" w:name="_Toc368216241"/>
+      <w:bookmarkStart w:id="102" w:name="_Toc30810"/>
+      <w:bookmarkStart w:id="103" w:name="_Toc398905349"/>
+      <w:bookmarkStart w:id="104" w:name="_Toc8483"/>
+      <w:bookmarkStart w:id="105" w:name="_Toc30490"/>
+      <w:r>
+        <w:rPr>
+          <w:rFonts w:hint="eastAsia"/>
+        </w:rPr>
+        <w:t>安全风险处理原则</w:t>
       </w:r>
       <w:bookmarkEnd w:id="98"/>
       <w:bookmarkEnd w:id="99"/>
-    </w:p>
-    <w:p>
-      <w:pPr>
-        <w:pStyle w:val="3"/>
-        <w:spacing w:before="326"/>
-      </w:pPr>
-      <w:bookmarkStart w:id="100" w:name="_Toc30810"/>
-      <w:bookmarkStart w:id="101" w:name="_Toc398905349"/>
-      <w:bookmarkStart w:id="102" w:name="_Toc424139364"/>
-      <w:bookmarkStart w:id="103" w:name="_Toc199311183"/>
-      <w:bookmarkStart w:id="104" w:name="_Toc317616076"/>
-      <w:bookmarkStart w:id="105" w:name="_Toc8483"/>
-      <w:bookmarkStart w:id="106" w:name="_Toc368216241"/>
-      <w:bookmarkStart w:id="107" w:name="_Toc30490"/>
-      <w:r>
-        <w:rPr>
-          <w:rFonts w:hint="eastAsia"/>
-        </w:rPr>
-        <w:t>安全风险处理原则</w:t>
-      </w:r>
       <w:bookmarkEnd w:id="100"/>
       <w:bookmarkEnd w:id="101"/>
       <w:bookmarkEnd w:id="102"/>
       <w:bookmarkEnd w:id="103"/>
       <w:bookmarkEnd w:id="104"/>
       <w:bookmarkEnd w:id="105"/>
+    </w:p>
+    <w:p>
+      <w:pPr>
+        <w:spacing w:before="400"/>
+        <w:ind w:firstLine="420"/>
+      </w:pPr>
+      <w:r>
+        <w:rPr>
+          <w:rFonts w:hint="eastAsia"/>
+        </w:rPr>
+        <w:t>可行性原则：安全风险整改建议在国家政策和资源及条件允许范围以内；</w:t>
+      </w:r>
+    </w:p>
+    <w:p>
+      <w:pPr>
+        <w:ind w:firstLine="420"/>
+      </w:pPr>
+      <w:r>
+        <w:rPr>
+          <w:rFonts w:hint="eastAsia"/>
+        </w:rPr>
+        <w:t>有效性原则：安全风险整改建议能有效弥补安全漏洞，改进不足，防止威胁，减低或避免不利后果，从而降低或规避风险；</w:t>
+      </w:r>
+    </w:p>
+    <w:p>
+      <w:pPr>
+        <w:ind w:firstLine="420"/>
+      </w:pPr>
+      <w:r>
+        <w:rPr>
+          <w:rFonts w:hint="eastAsia"/>
+        </w:rPr>
+        <w:t>针对性原则：针对不同风险等级，针对不同风险源，提出相应安全风险整改建议；</w:t>
+      </w:r>
+    </w:p>
+    <w:p>
+      <w:pPr>
+        <w:ind w:firstLine="420"/>
+      </w:pPr>
+      <w:r>
+        <w:rPr>
+          <w:rFonts w:hint="eastAsia"/>
+        </w:rPr>
+        <w:t>全局性原则：由于信息安全保障是一个整体、涉及多方面的工作，为此安全风险整改建议符合国情观、大局观，并充分考虑全局的需求；</w:t>
+      </w:r>
+    </w:p>
+    <w:p>
+      <w:pPr>
+        <w:ind w:firstLine="420"/>
+      </w:pPr>
+      <w:r>
+        <w:rPr>
+          <w:rFonts w:hint="eastAsia"/>
+        </w:rPr>
+        <w:t>成本效益原则：消除所有风险是不切实际的，也是不可能的。在提出安全风险整改建议时，应该在一定资源条件下，寻求最适合措施，获取最大安保效应，将安全风险降到最低。</w:t>
+      </w:r>
+    </w:p>
+    <w:p>
+      <w:pPr>
+        <w:pStyle w:val="3"/>
+        <w:spacing w:before="326"/>
+      </w:pPr>
+      <w:bookmarkStart w:id="106" w:name="_Toc1754"/>
+      <w:bookmarkStart w:id="107" w:name="_Toc32389"/>
+      <w:r>
+        <w:rPr>
+          <w:rFonts w:hint="eastAsia"/>
+        </w:rPr>
+        <w:t>安全风险处理目标及方式</w:t>
+      </w:r>
       <w:bookmarkEnd w:id="106"/>
       <w:bookmarkEnd w:id="107"/>
     </w:p>
     <w:p>
       <w:pPr>
-        <w:spacing w:before="400"/>
-        <w:ind w:firstLine="420"/>
-      </w:pPr>
-      <w:r>
-        <w:rPr>
-          <w:rFonts w:hint="eastAsia"/>
-        </w:rPr>
-        <w:t>可行性原则：安全风险整改建议在国家政策和资源及条件允许范围以内；</w:t>
-      </w:r>
-    </w:p>
-    <w:p>
-      <w:pPr>
-        <w:ind w:firstLine="420"/>
-      </w:pPr>
-      <w:r>
-        <w:rPr>
-          <w:rFonts w:hint="eastAsia"/>
-        </w:rPr>
-        <w:t>有效性原则：安全风险整改建议能有效弥补安全漏洞，改进不足，防止威胁，减低或避免不利后果，从而降低或规避风险；</w:t>
-      </w:r>
-    </w:p>
-    <w:p>
-      <w:pPr>
-        <w:ind w:firstLine="420"/>
-      </w:pPr>
-      <w:r>
-        <w:rPr>
-          <w:rFonts w:hint="eastAsia"/>
-        </w:rPr>
-        <w:t>针对性原则：针对不同风险等级，针对不同风险源，提出相应安全风险整改建议；</w:t>
-      </w:r>
-    </w:p>
-    <w:p>
-      <w:pPr>
-        <w:ind w:firstLine="420"/>
-      </w:pPr>
-      <w:r>
-        <w:rPr>
-          <w:rFonts w:hint="eastAsia"/>
-        </w:rPr>
-        <w:t>全局性原则：由于信息安全保障是一个整体、涉及多方面的工作，为此安全风险整改建议符合国情观、大局观，并充分考虑全局的需求；</w:t>
-      </w:r>
-    </w:p>
-    <w:p>
-      <w:pPr>
-        <w:ind w:firstLine="420"/>
-      </w:pPr>
-      <w:r>
-        <w:rPr>
-          <w:rFonts w:hint="eastAsia"/>
-        </w:rPr>
-        <w:t>成本效益原则：消除所有风险是不切实际的，也是不可能的。在提出安全风险整改建议时，应该在一定资源条件下，寻求最适合措施，获取最大安保效应，将安全风险降到最低。</w:t>
-      </w:r>
-    </w:p>
-    <w:p>
-      <w:pPr>
-        <w:pStyle w:val="3"/>
-        <w:spacing w:before="326"/>
-      </w:pPr>
-      <w:bookmarkStart w:id="108" w:name="_Toc1754"/>
-      <w:bookmarkStart w:id="109" w:name="_Toc32389"/>
-      <w:r>
-        <w:rPr>
-          <w:rFonts w:hint="eastAsia"/>
-        </w:rPr>
-        <w:t>安全风险处理目标及方式</w:t>
+        <w:pStyle w:val="4"/>
+      </w:pPr>
+      <w:bookmarkStart w:id="108" w:name="_Toc942"/>
+      <w:bookmarkStart w:id="109" w:name="_Toc8392"/>
+      <w:r>
+        <w:rPr>
+          <w:rFonts w:hint="eastAsia"/>
+        </w:rPr>
+        <w:t>安全风险处理目标</w:t>
       </w:r>
       <w:bookmarkEnd w:id="108"/>
       <w:bookmarkEnd w:id="109"/>
     </w:p>
     <w:p>
       <w:pPr>
+        <w:ind w:firstLine="420"/>
+      </w:pPr>
+      <w:r>
+        <w:rPr>
+          <w:rFonts w:hint="eastAsia"/>
+        </w:rPr>
+        <w:t>根据现存安全风险判断的结果，依照安全风险整改建议原则，优先降低高安全风险、中安全风险且不可接受的安全风险，系统性提升安全保障水平。</w:t>
+      </w:r>
+    </w:p>
+    <w:p>
+      <w:pPr>
         <w:pStyle w:val="4"/>
       </w:pPr>
-      <w:bookmarkStart w:id="110" w:name="_Toc8392"/>
-      <w:bookmarkStart w:id="111" w:name="_Toc942"/>
-      <w:r>
-        <w:rPr>
-          <w:rFonts w:hint="eastAsia"/>
-        </w:rPr>
-        <w:t>安全风险处理目标</w:t>
+      <w:bookmarkStart w:id="110" w:name="_Toc7529"/>
+      <w:bookmarkStart w:id="111" w:name="_Toc21728"/>
+      <w:r>
+        <w:rPr>
+          <w:rFonts w:hint="eastAsia"/>
+        </w:rPr>
+        <w:t>安全风险处理方式</w:t>
       </w:r>
       <w:bookmarkEnd w:id="110"/>
       <w:bookmarkEnd w:id="111"/>
     </w:p>
     <w:p>
       <w:pPr>
-        <w:ind w:firstLine="420"/>
-      </w:pPr>
-      <w:r>
-        <w:rPr>
-          <w:rFonts w:hint="eastAsia"/>
-        </w:rPr>
-        <w:t>根据现存安全风险判断的结果，依照安全风险整改建议原则，优先降低高安全风险、中安全风险且不可接受的安全风险，系统性提升安全保障水平。</w:t>
-      </w:r>
-    </w:p>
-    <w:p>
-      <w:pPr>
-        <w:pStyle w:val="4"/>
-      </w:pPr>
-      <w:bookmarkStart w:id="112" w:name="_Toc21728"/>
-      <w:bookmarkStart w:id="113" w:name="_Toc7529"/>
-      <w:r>
-        <w:rPr>
-          <w:rFonts w:hint="eastAsia"/>
-        </w:rPr>
-        <w:t>安全风险处理方式</w:t>
-      </w:r>
-      <w:bookmarkEnd w:id="112"/>
-      <w:bookmarkEnd w:id="113"/>
-    </w:p>
-    <w:p>
-      <w:pPr>
         <w:ind w:firstLine="480" w:firstLineChars="200"/>
       </w:pPr>
       <w:r>
@@ -25380,7 +25461,7 @@
         </w:rPr>
         <w:t>安全风险处理方式主要包括降低风险、接受风险、规避风险和转移风险。本报告基于对保护对象脆弱性和安全风险的分析结果，主要采用降低风险和接受风险的方式进行处置：</w:t>
       </w:r>
-      <w:bookmarkStart w:id="114" w:name="_Toc1115"/>
+      <w:bookmarkStart w:id="112" w:name="_Toc1115"/>
     </w:p>
     <w:p>
       <w:pPr>
@@ -25437,7 +25518,7 @@
         </w:tabs>
         <w:wordWrap w:val="0"/>
       </w:pPr>
-      <w:bookmarkStart w:id="115" w:name="_Toc8770"/>
+      <w:bookmarkStart w:id="113" w:name="_Toc8770"/>
       <w:r>
         <w:rPr>
           <w:rFonts w:hint="eastAsia" w:cstheme="minorBidi"/>
@@ -25447,8 +25528,8 @@
         </w:rPr>
         <w:t>安全风险处置建议</w:t>
       </w:r>
-      <w:bookmarkEnd w:id="114"/>
-      <w:bookmarkEnd w:id="115"/>
+      <w:bookmarkEnd w:id="112"/>
+      <w:bookmarkEnd w:id="113"/>
     </w:p>
     <w:bookmarkEnd w:id="79"/>
     <w:bookmarkEnd w:id="80"/>
@@ -25456,22 +25537,22 @@
       <w:pPr>
         <w:pStyle w:val="4"/>
       </w:pPr>
-      <w:bookmarkStart w:id="116" w:name="_Toc29835"/>
-      <w:bookmarkStart w:id="117" w:name="_Toc176170156"/>
-      <w:bookmarkStart w:id="118" w:name="_Toc176170123"/>
+      <w:bookmarkStart w:id="114" w:name="_Toc29835"/>
+      <w:bookmarkStart w:id="115" w:name="_Toc176170156"/>
+      <w:bookmarkStart w:id="116" w:name="_Toc176170123"/>
       <w:r>
         <w:rPr>
           <w:rFonts w:hint="eastAsia"/>
         </w:rPr>
         <w:t>综合分析</w:t>
       </w:r>
-      <w:bookmarkEnd w:id="116"/>
+      <w:bookmarkEnd w:id="114"/>
     </w:p>
     <w:p>
       <w:pPr>
         <w:ind w:firstLine="480" w:firstLineChars="200"/>
       </w:pPr>
-      <w:commentRangeStart w:id="86"/>
+      <w:commentRangeStart w:id="84"/>
       <w:r>
         <w:rPr>
           <w:rFonts w:hint="eastAsia"/>
@@ -25485,9 +25566,9 @@
         </w:rPr>
         <w:t>系统</w:t>
       </w:r>
-      <w:commentRangeEnd w:id="86"/>
-      <w:r>
-        <w:commentReference w:id="86"/>
+      <w:commentRangeEnd w:id="84"/>
+      <w:r>
+        <w:commentReference w:id="84"/>
       </w:r>
       <w:r>
         <w:rPr>
@@ -25495,7 +25576,7 @@
         </w:rPr>
         <w:t>资产类型主要由硬件、软件、文档、系统所产生的数据和管理制度组成。通过本次数据安全风险评估工作，</w:t>
       </w:r>
-      <w:commentRangeStart w:id="87"/>
+      <w:commentRangeStart w:id="85"/>
       <w:r>
         <w:rPr>
           <w:rFonts w:hint="eastAsia"/>
@@ -25509,9 +25590,9 @@
         </w:rPr>
         <w:t>系统</w:t>
       </w:r>
-      <w:commentRangeEnd w:id="87"/>
-      <w:r>
-        <w:commentReference w:id="87"/>
+      <w:commentRangeEnd w:id="85"/>
+      <w:r>
+        <w:commentReference w:id="85"/>
       </w:r>
       <w:r>
         <w:rPr>
@@ -25530,7 +25611,7 @@
         </w:rPr>
         <w:t>数据安全管理方面，</w:t>
       </w:r>
-      <w:commentRangeStart w:id="88"/>
+      <w:commentRangeStart w:id="86"/>
       <w:r>
         <w:rPr>
           <w:rFonts w:hint="eastAsia"/>
@@ -25544,9 +25625,9 @@
         </w:rPr>
         <w:t>。</w:t>
       </w:r>
-      <w:commentRangeEnd w:id="88"/>
-      <w:r>
-        <w:commentReference w:id="88"/>
+      <w:commentRangeEnd w:id="86"/>
+      <w:r>
+        <w:commentReference w:id="86"/>
       </w:r>
     </w:p>
     <w:p>
@@ -25559,7 +25640,7 @@
         </w:rPr>
         <w:t>数据安全技术方面，</w:t>
       </w:r>
-      <w:commentRangeStart w:id="89"/>
+      <w:commentRangeStart w:id="87"/>
       <w:r>
         <w:rPr>
           <w:rFonts w:hint="eastAsia"/>
@@ -25567,9 +25648,9 @@
         </w:rPr>
         <w:t>XXXXXXXXXXXXXXXXXXXXXXXXXXXXXXXX</w:t>
       </w:r>
-      <w:commentRangeEnd w:id="89"/>
-      <w:r>
-        <w:commentReference w:id="89"/>
+      <w:commentRangeEnd w:id="87"/>
+      <w:r>
+        <w:commentReference w:id="87"/>
       </w:r>
       <w:r>
         <w:rPr>
@@ -25588,7 +25669,7 @@
         </w:rPr>
         <w:t>数据处理活动安全方面，</w:t>
       </w:r>
-      <w:commentRangeStart w:id="90"/>
+      <w:commentRangeStart w:id="88"/>
       <w:r>
         <w:rPr>
           <w:rFonts w:hint="eastAsia"/>
@@ -25602,9 +25683,9 @@
         </w:rPr>
         <w:t>。</w:t>
       </w:r>
-      <w:commentRangeEnd w:id="90"/>
-      <w:r>
-        <w:commentReference w:id="90"/>
+      <w:commentRangeEnd w:id="88"/>
+      <w:r>
+        <w:commentReference w:id="88"/>
       </w:r>
     </w:p>
     <w:p>
@@ -25617,7 +25698,7 @@
         </w:rPr>
         <w:t>本次对</w:t>
       </w:r>
-      <w:commentRangeStart w:id="91"/>
+      <w:commentRangeStart w:id="89"/>
       <w:r>
         <w:rPr>
           <w:rFonts w:hint="eastAsia"/>
@@ -25631,9 +25712,9 @@
         </w:rPr>
         <w:t>系统</w:t>
       </w:r>
-      <w:commentRangeEnd w:id="91"/>
-      <w:r>
-        <w:commentReference w:id="91"/>
+      <w:commentRangeEnd w:id="89"/>
+      <w:r>
+        <w:commentReference w:id="89"/>
       </w:r>
       <w:r>
         <w:rPr>
@@ -25647,7 +25728,7 @@
         </w:rPr>
         <w:t>共识别出</w:t>
       </w:r>
-      <w:commentRangeStart w:id="92"/>
+      <w:commentRangeStart w:id="90"/>
       <w:r>
         <w:rPr>
           <w:rFonts w:hint="eastAsia"/>
@@ -25739,9 +25820,9 @@
         </w:rPr>
         <w:t>项轻微安全风险</w:t>
       </w:r>
-      <w:commentRangeEnd w:id="92"/>
-      <w:r>
-        <w:commentReference w:id="92"/>
+      <w:commentRangeEnd w:id="90"/>
+      <w:r>
+        <w:commentReference w:id="90"/>
       </w:r>
       <w:r>
         <w:rPr>
@@ -25750,13 +25831,13 @@
         <w:t>。</w:t>
       </w:r>
     </w:p>
-    <w:bookmarkEnd w:id="117"/>
-    <w:bookmarkEnd w:id="118"/>
+    <w:bookmarkEnd w:id="115"/>
+    <w:bookmarkEnd w:id="116"/>
     <w:p>
       <w:pPr>
         <w:pStyle w:val="4"/>
       </w:pPr>
-      <w:bookmarkStart w:id="119" w:name="_Toc5728"/>
+      <w:bookmarkStart w:id="117" w:name="_Toc5728"/>
       <w:r>
         <w:rPr>
           <w:rFonts w:hint="eastAsia"/>
@@ -25764,13 +25845,13 @@
         </w:rPr>
         <w:t>安全风险处置建议</w:t>
       </w:r>
-      <w:bookmarkEnd w:id="119"/>
+      <w:bookmarkEnd w:id="117"/>
     </w:p>
     <w:p>
       <w:pPr>
         <w:ind w:firstLine="480" w:firstLineChars="200"/>
       </w:pPr>
-      <w:commentRangeStart w:id="93"/>
+      <w:commentRangeStart w:id="91"/>
       <w:r>
         <w:rPr>
           <w:rFonts w:hint="eastAsia"/>
@@ -25784,9 +25865,9 @@
         </w:rPr>
         <w:t>系统</w:t>
       </w:r>
-      <w:commentRangeEnd w:id="93"/>
-      <w:r>
-        <w:commentReference w:id="93"/>
+      <w:commentRangeEnd w:id="91"/>
+      <w:r>
+        <w:commentReference w:id="91"/>
       </w:r>
       <w:r>
         <w:rPr>
@@ -25851,7 +25932,7 @@
         </w:rPr>
         <w:t xml:space="preserve"> </w:t>
       </w:r>
-      <w:commentRangeStart w:id="94"/>
+      <w:commentRangeStart w:id="92"/>
       <w:r>
         <w:rPr>
           <w:rFonts w:hint="eastAsia"/>
@@ -25869,9 +25950,9 @@
         </w:rPr>
         <w:t>系统</w:t>
       </w:r>
-      <w:commentRangeEnd w:id="94"/>
-      <w:r>
-        <w:commentReference w:id="94"/>
+      <w:commentRangeEnd w:id="92"/>
+      <w:r>
+        <w:commentReference w:id="92"/>
       </w:r>
       <w:r>
         <w:rPr>
@@ -26467,7 +26548,7 @@
                 <w:rFonts w:hint="eastAsia" w:ascii="华文仿宋" w:hAnsi="华文仿宋" w:cs="华文仿宋"/>
               </w:rPr>
             </w:pPr>
-            <w:commentRangeStart w:id="95"/>
+            <w:commentRangeStart w:id="93"/>
             <w:r>
               <w:rPr>
                 <w:rFonts w:hint="eastAsia" w:ascii="华文仿宋" w:hAnsi="华文仿宋" w:cs="华文仿宋"/>
@@ -26607,9 +26688,9 @@
               </w:rPr>
               <w:t>建议构建以“数据备份与恢复为核心、访问控制为基础、威胁监测为关键”的防勒索多层防护体系。部署可验证的隔离备份机制，对重要和核心数据实施定期、自动化的异地备份或离线备份，确保备份数据与生产网络物理隔离或逻辑隔离，并定期进行恢复演练以验证备份有效性。严格实施数据库访问的最小权限原则，限制非必要账户的写入和删除权限，减少攻击面。部署数据库审计系统或终端防护软件，实时监测并预警大规模加密、异常文件修改等勒索软件典型行为。最终通过“备份可恢复、权限严管控、行为强监测”的综合方案，有效应对数据勒索风险。</w:t>
             </w:r>
-            <w:commentRangeEnd w:id="95"/>
-            <w:r>
-              <w:commentReference w:id="95"/>
+            <w:commentRangeEnd w:id="93"/>
+            <w:r>
+              <w:commentReference w:id="93"/>
             </w:r>
           </w:p>
         </w:tc>
@@ -26619,14 +26700,14 @@
       <w:pPr>
         <w:pStyle w:val="4"/>
       </w:pPr>
-      <w:bookmarkStart w:id="120" w:name="_Toc30015"/>
+      <w:bookmarkStart w:id="118" w:name="_Toc30015"/>
       <w:r>
         <w:rPr>
           <w:rFonts w:hint="eastAsia"/>
         </w:rPr>
         <w:t>残余风险处置建议</w:t>
       </w:r>
-      <w:bookmarkEnd w:id="120"/>
+      <w:bookmarkEnd w:id="118"/>
     </w:p>
     <w:p>
       <w:pPr>
@@ -28075,7 +28156,7 @@
       </w:r>
     </w:p>
   </w:comment>
-  <w:comment w:id="63" w:author="A" w:date="2026-06-02T13:29:57Z" w:initials="">
+  <w:comment w:id="63" w:author="A" w:date="2026-06-02T13:30:03Z" w:initials="">
     <w:p>
       <w:pPr>
         <w:pStyle w:val="14"/>
@@ -28097,7 +28178,7 @@
       </w:r>
     </w:p>
   </w:comment>
-  <w:comment w:id="64" w:author="A" w:date="2026-06-02T13:30:03Z" w:initials="">
+  <w:comment w:id="64" w:author="A" w:date="2026-06-02T13:30:08Z" w:initials="">
     <w:p>
       <w:pPr>
         <w:pStyle w:val="14"/>
@@ -28119,7 +28200,25 @@
       </w:r>
     </w:p>
   </w:comment>
-  <w:comment w:id="65" w:author="A" w:date="2026-06-02T13:30:08Z" w:initials="">
+  <w:comment w:id="65" w:author="A" w:date="2026-06-02T13:32:25Z" w:initials="">
+    <w:p>
+      <w:pPr>
+        <w:pStyle w:val="14"/>
+        <w:rPr>
+          <w:rFonts w:hint="default" w:eastAsia="华文仿宋"/>
+          <w:lang w:val="en-US" w:eastAsia="zh-CN"/>
+        </w:rPr>
+      </w:pPr>
+      <w:r>
+        <w:rPr>
+          <w:rFonts w:hint="eastAsia"/>
+          <w:lang w:val="en-US" w:eastAsia="zh-CN"/>
+        </w:rPr>
+        <w:t>汇总分析页面-数据安全风险源清单</w:t>
+      </w:r>
+    </w:p>
+  </w:comment>
+  <w:comment w:id="66" w:author="A" w:date="2026-06-02T13:38:20Z" w:initials="">
     <w:p>
       <w:pPr>
         <w:pStyle w:val="14"/>
@@ -28141,25 +28240,7 @@
       </w:r>
     </w:p>
   </w:comment>
-  <w:comment w:id="66" w:author="A" w:date="2026-06-02T13:32:25Z" w:initials="">
-    <w:p>
-      <w:pPr>
-        <w:pStyle w:val="14"/>
-        <w:rPr>
-          <w:rFonts w:hint="default" w:eastAsia="华文仿宋"/>
-          <w:lang w:val="en-US" w:eastAsia="zh-CN"/>
-        </w:rPr>
-      </w:pPr>
-      <w:r>
-        <w:rPr>
-          <w:rFonts w:hint="eastAsia"/>
-          <w:lang w:val="en-US" w:eastAsia="zh-CN"/>
-        </w:rPr>
-        <w:t>汇总分析页面-数据安全风险源清单</w:t>
-      </w:r>
-    </w:p>
-  </w:comment>
-  <w:comment w:id="67" w:author="A" w:date="2026-06-02T13:38:08Z" w:initials="">
+  <w:comment w:id="67" w:author="A" w:date="2026-06-02T13:38:24Z" w:initials="">
     <w:p>
       <w:pPr>
         <w:pStyle w:val="14"/>
@@ -28181,7 +28262,95 @@
       </w:r>
     </w:p>
   </w:comment>
-  <w:comment w:id="68" w:author="A" w:date="2026-06-02T13:38:20Z" w:initials="">
+  <w:comment w:id="68" w:author="lllll" w:date="2026-07-21T10:15:33Z" w:initials="">
+    <w:p>
+      <w:pPr>
+        <w:pStyle w:val="14"/>
+      </w:pPr>
+      <w:r>
+        <w:rPr>
+          <w:rFonts w:hint="eastAsia"/>
+          <w:lang w:val="en-US" w:eastAsia="zh-CN"/>
+        </w:rPr>
+        <w:t>汇总分析页面-数据安全风险清单</w:t>
+      </w:r>
+      <w:bookmarkStart w:id="119" w:name="_GoBack"/>
+      <w:bookmarkEnd w:id="119"/>
+    </w:p>
+  </w:comment>
+  <w:comment w:id="69" w:author="A" w:date="2026-06-02T13:41:12Z" w:initials="">
+    <w:p>
+      <w:pPr>
+        <w:pStyle w:val="14"/>
+        <w:rPr>
+          <w:rFonts w:hint="eastAsia" w:eastAsia="华文仿宋"/>
+          <w:lang w:val="en-US" w:eastAsia="zh-CN"/>
+        </w:rPr>
+      </w:pPr>
+      <w:r>
+        <w:rPr>
+          <w:rFonts w:hint="eastAsia"/>
+          <w:lang w:val="en-US" w:eastAsia="zh-CN"/>
+        </w:rPr>
+        <w:t>项目管理-编辑项目（创建项目）-评分模型</w:t>
+      </w:r>
+    </w:p>
+  </w:comment>
+  <w:comment w:id="70" w:author="A" w:date="2026-06-02T13:41:28Z" w:initials="">
+    <w:p>
+      <w:pPr>
+        <w:pStyle w:val="14"/>
+        <w:rPr>
+          <w:rFonts w:hint="default" w:eastAsia="华文仿宋"/>
+          <w:lang w:val="en-US" w:eastAsia="zh-CN"/>
+        </w:rPr>
+      </w:pPr>
+      <w:r>
+        <w:rPr>
+          <w:rFonts w:hint="eastAsia"/>
+          <w:lang w:val="en-US" w:eastAsia="zh-CN"/>
+        </w:rPr>
+        <w:t>项目管理-编辑项目（创建项目）-评分模型</w:t>
+      </w:r>
+    </w:p>
+  </w:comment>
+  <w:comment w:id="71" w:author="A" w:date="2026-06-02T13:41:36Z" w:initials="">
+    <w:p>
+      <w:pPr>
+        <w:pStyle w:val="14"/>
+        <w:rPr>
+          <w:rFonts w:hint="eastAsia" w:eastAsia="华文仿宋"/>
+          <w:lang w:val="en-US" w:eastAsia="zh-CN"/>
+        </w:rPr>
+      </w:pPr>
+      <w:r>
+        <w:rPr>
+          <w:rFonts w:hint="eastAsia"/>
+          <w:lang w:val="en-US" w:eastAsia="zh-CN"/>
+        </w:rPr>
+        <w:t>项目管理-编辑项目（创建项目）-评分模型</w:t>
+      </w:r>
+    </w:p>
+  </w:comment>
+  <w:comment w:id="72" w:author="A" w:date="2026-06-02T13:40:02Z" w:initials="">
+    <w:p>
+      <w:pPr>
+        <w:pStyle w:val="14"/>
+        <w:rPr>
+          <w:rFonts w:hint="default" w:eastAsia="华文仿宋"/>
+          <w:lang w:val="en-US" w:eastAsia="zh-CN"/>
+        </w:rPr>
+      </w:pPr>
+      <w:r>
+        <w:rPr>
+          <w:rFonts w:hint="eastAsia"/>
+          <w:lang w:val="en-US" w:eastAsia="zh-CN"/>
+        </w:rPr>
+        <w:t>选择的评分模型中 风险发生可能性等级映射</w:t>
+      </w:r>
+    </w:p>
+  </w:comment>
+  <w:comment w:id="73" w:author="A" w:date="2026-06-02T13:42:00Z" w:initials="">
     <w:p>
       <w:pPr>
         <w:pStyle w:val="14"/>
@@ -28203,7 +28372,7 @@
       </w:r>
     </w:p>
   </w:comment>
-  <w:comment w:id="69" w:author="A" w:date="2026-06-02T13:38:24Z" w:initials="">
+  <w:comment w:id="74" w:author="A" w:date="2026-06-02T13:42:04Z" w:initials="">
     <w:p>
       <w:pPr>
         <w:pStyle w:val="14"/>
@@ -28225,97 +28394,7 @@
       </w:r>
     </w:p>
   </w:comment>
-  <w:comment w:id="70" w:author="A" w:date="2026-06-02T13:39:13Z" w:initials="">
-    <w:p>
-      <w:pPr>
-        <w:pStyle w:val="14"/>
-        <w:rPr>
-          <w:rFonts w:hint="default" w:eastAsia="华文仿宋"/>
-          <w:lang w:val="en-US" w:eastAsia="zh-CN"/>
-        </w:rPr>
-      </w:pPr>
-      <w:r>
-        <w:rPr>
-          <w:rFonts w:hint="eastAsia"/>
-          <w:lang w:val="en-US" w:eastAsia="zh-CN"/>
-        </w:rPr>
-        <w:t>汇总分析页面-数据安全风险清单</w:t>
-      </w:r>
-    </w:p>
-  </w:comment>
-  <w:comment w:id="71" w:author="A" w:date="2026-06-02T13:40:02Z" w:initials="">
-    <w:p>
-      <w:pPr>
-        <w:pStyle w:val="14"/>
-        <w:rPr>
-          <w:rFonts w:hint="default" w:eastAsia="华文仿宋"/>
-          <w:lang w:val="en-US" w:eastAsia="zh-CN"/>
-        </w:rPr>
-      </w:pPr>
-      <w:r>
-        <w:rPr>
-          <w:rFonts w:hint="eastAsia"/>
-          <w:lang w:val="en-US" w:eastAsia="zh-CN"/>
-        </w:rPr>
-        <w:t>选择的评分模型中 风险发生可能性等级映射</w:t>
-      </w:r>
-    </w:p>
-  </w:comment>
-  <w:comment w:id="72" w:author="A" w:date="2026-06-02T13:41:12Z" w:initials="">
-    <w:p>
-      <w:pPr>
-        <w:pStyle w:val="14"/>
-        <w:rPr>
-          <w:rFonts w:hint="eastAsia" w:eastAsia="华文仿宋"/>
-          <w:lang w:val="en-US" w:eastAsia="zh-CN"/>
-        </w:rPr>
-      </w:pPr>
-      <w:r>
-        <w:rPr>
-          <w:rFonts w:hint="eastAsia"/>
-          <w:lang w:val="en-US" w:eastAsia="zh-CN"/>
-        </w:rPr>
-        <w:t>项目管理-编辑项目（创建项目）-评分模型</w:t>
-      </w:r>
-    </w:p>
-  </w:comment>
-  <w:comment w:id="73" w:author="A" w:date="2026-06-02T13:41:28Z" w:initials="">
-    <w:p>
-      <w:pPr>
-        <w:pStyle w:val="14"/>
-        <w:rPr>
-          <w:rFonts w:hint="default" w:eastAsia="华文仿宋"/>
-          <w:lang w:val="en-US" w:eastAsia="zh-CN"/>
-        </w:rPr>
-      </w:pPr>
-      <w:r>
-        <w:rPr>
-          <w:rFonts w:hint="eastAsia"/>
-          <w:lang w:val="en-US" w:eastAsia="zh-CN"/>
-        </w:rPr>
-        <w:t>项目管理-编辑项目（创建项目）-评分模型</w:t>
-      </w:r>
-    </w:p>
-  </w:comment>
-  <w:comment w:id="74" w:author="A" w:date="2026-06-02T13:41:36Z" w:initials="">
-    <w:p>
-      <w:pPr>
-        <w:pStyle w:val="14"/>
-        <w:rPr>
-          <w:rFonts w:hint="eastAsia" w:eastAsia="华文仿宋"/>
-          <w:lang w:val="en-US" w:eastAsia="zh-CN"/>
-        </w:rPr>
-      </w:pPr>
-      <w:r>
-        <w:rPr>
-          <w:rFonts w:hint="eastAsia"/>
-          <w:lang w:val="en-US" w:eastAsia="zh-CN"/>
-        </w:rPr>
-        <w:t>项目管理-编辑项目（创建项目）-评分模型</w:t>
-      </w:r>
-    </w:p>
-  </w:comment>
-  <w:comment w:id="75" w:author="A" w:date="2026-06-02T13:42:00Z" w:initials="">
+  <w:comment w:id="75" w:author="A" w:date="2026-06-02T13:42:09Z" w:initials="">
     <w:p>
       <w:pPr>
         <w:pStyle w:val="14"/>
@@ -28337,7 +28416,7 @@
       </w:r>
     </w:p>
   </w:comment>
-  <w:comment w:id="76" w:author="A" w:date="2026-06-02T13:42:04Z" w:initials="">
+  <w:comment w:id="76" w:author="A" w:date="2026-06-02T13:42:19Z" w:initials="">
     <w:p>
       <w:pPr>
         <w:pStyle w:val="14"/>
@@ -28359,7 +28438,59 @@
       </w:r>
     </w:p>
   </w:comment>
-  <w:comment w:id="77" w:author="A" w:date="2026-06-02T13:42:09Z" w:initials="">
+  <w:comment w:id="77" w:author="A" w:date="2026-06-02T13:42:46Z" w:initials="">
+    <w:p>
+      <w:pPr>
+        <w:pStyle w:val="14"/>
+        <w:rPr>
+          <w:rFonts w:hint="default" w:eastAsia="华文仿宋"/>
+          <w:lang w:val="en-US" w:eastAsia="zh-CN"/>
+        </w:rPr>
+      </w:pPr>
+      <w:r>
+        <w:rPr>
+          <w:rFonts w:hint="eastAsia"/>
+          <w:lang w:val="en-US" w:eastAsia="zh-CN"/>
+        </w:rPr>
+        <w:t>现场测评页面-分数计算</w:t>
+      </w:r>
+    </w:p>
+  </w:comment>
+  <w:comment w:id="78" w:author="A" w:date="2026-06-02T13:43:02Z" w:initials="">
+    <w:p>
+      <w:pPr>
+        <w:pStyle w:val="14"/>
+      </w:pPr>
+      <w:r>
+        <w:rPr>
+          <w:rFonts w:hint="eastAsia"/>
+          <w:lang w:val="en-US" w:eastAsia="zh-CN"/>
+        </w:rPr>
+        <w:t>现场测评页面-分数计算</w:t>
+      </w:r>
+    </w:p>
+  </w:comment>
+  <w:comment w:id="79" w:author="A" w:date="2026-06-02T13:43:29Z" w:initials="">
+    <w:p>
+      <w:pPr>
+        <w:pStyle w:val="14"/>
+      </w:pPr>
+      <w:r>
+        <w:rPr>
+          <w:rFonts w:hint="eastAsia"/>
+          <w:lang w:val="en-US" w:eastAsia="zh-CN"/>
+        </w:rPr>
+        <w:t>项目管理-编辑项目（创建项目）-</w:t>
+      </w:r>
+      <w:r>
+        <w:rPr>
+          <w:rFonts w:hint="eastAsia"/>
+        </w:rPr>
+        <w:t>风险评价矩阵</w:t>
+      </w:r>
+    </w:p>
+  </w:comment>
+  <w:comment w:id="80" w:author="A" w:date="2026-06-02T13:45:13Z" w:initials="">
     <w:p>
       <w:pPr>
         <w:pStyle w:val="14"/>
@@ -28381,7 +28512,7 @@
       </w:r>
     </w:p>
   </w:comment>
-  <w:comment w:id="78" w:author="A" w:date="2026-06-02T13:42:19Z" w:initials="">
+  <w:comment w:id="81" w:author="A" w:date="2026-06-02T13:45:23Z" w:initials="">
     <w:p>
       <w:pPr>
         <w:pStyle w:val="14"/>
@@ -28403,59 +28534,7 @@
       </w:r>
     </w:p>
   </w:comment>
-  <w:comment w:id="79" w:author="A" w:date="2026-06-02T13:42:46Z" w:initials="">
-    <w:p>
-      <w:pPr>
-        <w:pStyle w:val="14"/>
-        <w:rPr>
-          <w:rFonts w:hint="default" w:eastAsia="华文仿宋"/>
-          <w:lang w:val="en-US" w:eastAsia="zh-CN"/>
-        </w:rPr>
-      </w:pPr>
-      <w:r>
-        <w:rPr>
-          <w:rFonts w:hint="eastAsia"/>
-          <w:lang w:val="en-US" w:eastAsia="zh-CN"/>
-        </w:rPr>
-        <w:t>现场测评页面-分数计算</w:t>
-      </w:r>
-    </w:p>
-  </w:comment>
-  <w:comment w:id="80" w:author="A" w:date="2026-06-02T13:43:02Z" w:initials="">
-    <w:p>
-      <w:pPr>
-        <w:pStyle w:val="14"/>
-      </w:pPr>
-      <w:r>
-        <w:rPr>
-          <w:rFonts w:hint="eastAsia"/>
-          <w:lang w:val="en-US" w:eastAsia="zh-CN"/>
-        </w:rPr>
-        <w:t>现场测评页面-分数计算</w:t>
-      </w:r>
-    </w:p>
-  </w:comment>
-  <w:comment w:id="81" w:author="A" w:date="2026-06-02T13:43:29Z" w:initials="">
-    <w:p>
-      <w:pPr>
-        <w:pStyle w:val="14"/>
-      </w:pPr>
-      <w:r>
-        <w:rPr>
-          <w:rFonts w:hint="eastAsia"/>
-          <w:lang w:val="en-US" w:eastAsia="zh-CN"/>
-        </w:rPr>
-        <w:t>项目管理-编辑项目（创建项目）-</w:t>
-      </w:r>
-      <w:r>
-        <w:rPr>
-          <w:rFonts w:hint="eastAsia"/>
-        </w:rPr>
-        <w:t>风险评价矩阵</w:t>
-      </w:r>
-    </w:p>
-  </w:comment>
-  <w:comment w:id="82" w:author="A" w:date="2026-06-02T13:45:13Z" w:initials="">
+  <w:comment w:id="82" w:author="A" w:date="2026-06-02T13:45:28Z" w:initials="">
     <w:p>
       <w:pPr>
         <w:pStyle w:val="14"/>
@@ -28477,7 +28556,25 @@
       </w:r>
     </w:p>
   </w:comment>
-  <w:comment w:id="83" w:author="A" w:date="2026-06-02T13:45:23Z" w:initials="">
+  <w:comment w:id="83" w:author="A" w:date="2026-06-02T13:47:19Z" w:initials="">
+    <w:p>
+      <w:pPr>
+        <w:pStyle w:val="14"/>
+        <w:rPr>
+          <w:rFonts w:hint="default"/>
+          <w:lang w:val="en-US"/>
+        </w:rPr>
+      </w:pPr>
+      <w:r>
+        <w:rPr>
+          <w:rFonts w:hint="eastAsia"/>
+          <w:lang w:val="en-US" w:eastAsia="zh-CN"/>
+        </w:rPr>
+        <w:t>汇总分析页面-数据安全风险清单标签页 （注意没有涉及的数据及类型、级别属性）</w:t>
+      </w:r>
+    </w:p>
+  </w:comment>
+  <w:comment w:id="84" w:author="A" w:date="2026-06-02T13:49:36Z" w:initials="">
     <w:p>
       <w:pPr>
         <w:pStyle w:val="14"/>
@@ -28499,7 +28596,7 @@
       </w:r>
     </w:p>
   </w:comment>
-  <w:comment w:id="84" w:author="A" w:date="2026-06-02T13:45:28Z" w:initials="">
+  <w:comment w:id="85" w:author="A" w:date="2026-06-02T13:49:50Z" w:initials="">
     <w:p>
       <w:pPr>
         <w:pStyle w:val="14"/>
@@ -28521,25 +28618,75 @@
       </w:r>
     </w:p>
   </w:comment>
-  <w:comment w:id="85" w:author="A" w:date="2026-06-02T13:47:19Z" w:initials="">
+  <w:comment w:id="86" w:author="A" w:date="2026-06-02T13:50:26Z" w:initials="">
     <w:p>
       <w:pPr>
         <w:pStyle w:val="14"/>
         <w:rPr>
-          <w:rFonts w:hint="default"/>
-          <w:lang w:val="en-US"/>
-        </w:rPr>
-      </w:pPr>
-      <w:r>
-        <w:rPr>
-          <w:rFonts w:hint="eastAsia"/>
+          <w:rFonts w:hint="eastAsia" w:eastAsia="华文仿宋"/>
           <w:lang w:val="en-US" w:eastAsia="zh-CN"/>
         </w:rPr>
-        <w:t>汇总分析页面-数据安全风险清单标签页 （注意没有涉及的数据及类型、级别属性）</w:t>
+      </w:pPr>
+      <w:r>
+        <w:rPr>
+          <w:rFonts w:hint="eastAsia"/>
+          <w:lang w:val="en-US" w:eastAsia="zh-CN"/>
+        </w:rPr>
+        <w:t>手写</w:t>
       </w:r>
     </w:p>
   </w:comment>
-  <w:comment w:id="86" w:author="A" w:date="2026-06-02T13:49:36Z" w:initials="">
+  <w:comment w:id="87" w:author="A" w:date="2026-06-02T13:51:52Z" w:initials="">
+    <w:p>
+      <w:pPr>
+        <w:pStyle w:val="14"/>
+        <w:rPr>
+          <w:rFonts w:hint="default" w:eastAsia="华文仿宋"/>
+          <w:lang w:val="en-US" w:eastAsia="zh-CN"/>
+        </w:rPr>
+      </w:pPr>
+      <w:r>
+        <w:rPr>
+          <w:rFonts w:hint="eastAsia"/>
+          <w:lang w:val="en-US" w:eastAsia="zh-CN"/>
+        </w:rPr>
+        <w:t>同7.2.5安全措施情况。（注意修改为数据安全技术方面）</w:t>
+      </w:r>
+      <w:r>
+        <w:rPr>
+          <w:rFonts w:hint="eastAsia"/>
+          <w:lang w:val="en-US" w:eastAsia="zh-CN"/>
+        </w:rPr>
+        <w:br w:type="textWrapping"/>
+      </w:r>
+      <w:r>
+        <w:rPr>
+          <w:rFonts w:hint="eastAsia"/>
+          <w:lang w:val="en-US" w:eastAsia="zh-CN"/>
+        </w:rPr>
+        <w:t>信息调研页面-安全防护措施调研标签页 整理成一两段话</w:t>
+      </w:r>
+    </w:p>
+  </w:comment>
+  <w:comment w:id="88" w:author="A" w:date="2026-06-02T13:52:28Z" w:initials="">
+    <w:p>
+      <w:pPr>
+        <w:pStyle w:val="14"/>
+        <w:rPr>
+          <w:rFonts w:hint="eastAsia" w:eastAsia="华文仿宋"/>
+          <w:lang w:val="en-US" w:eastAsia="zh-CN"/>
+        </w:rPr>
+      </w:pPr>
+      <w:r>
+        <w:rPr>
+          <w:rFonts w:hint="eastAsia"/>
+          <w:lang w:val="en-US" w:eastAsia="zh-CN"/>
+        </w:rPr>
+        <w:t>手写</w:t>
+      </w:r>
+    </w:p>
+  </w:comment>
+  <w:comment w:id="89" w:author="A" w:date="2026-06-02T13:52:35Z" w:initials="">
     <w:p>
       <w:pPr>
         <w:pStyle w:val="14"/>
@@ -28561,7 +28708,25 @@
       </w:r>
     </w:p>
   </w:comment>
-  <w:comment w:id="87" w:author="A" w:date="2026-06-02T13:49:50Z" w:initials="">
+  <w:comment w:id="90" w:author="A" w:date="2026-06-02T13:58:58Z" w:initials="">
+    <w:p>
+      <w:pPr>
+        <w:pStyle w:val="14"/>
+        <w:rPr>
+          <w:rFonts w:hint="default"/>
+          <w:lang w:val="en-US"/>
+        </w:rPr>
+      </w:pPr>
+      <w:r>
+        <w:rPr>
+          <w:rFonts w:hint="eastAsia"/>
+          <w:lang w:val="en-US" w:eastAsia="zh-CN"/>
+        </w:rPr>
+        <w:t>汇总分析页面-数据安全风险清单标签页-风险等级数量</w:t>
+      </w:r>
+    </w:p>
+  </w:comment>
+  <w:comment w:id="91" w:author="A" w:date="2026-06-02T13:56:39Z" w:initials="">
     <w:p>
       <w:pPr>
         <w:pStyle w:val="14"/>
@@ -28583,75 +28748,7 @@
       </w:r>
     </w:p>
   </w:comment>
-  <w:comment w:id="88" w:author="A" w:date="2026-06-02T13:50:26Z" w:initials="">
-    <w:p>
-      <w:pPr>
-        <w:pStyle w:val="14"/>
-        <w:rPr>
-          <w:rFonts w:hint="eastAsia" w:eastAsia="华文仿宋"/>
-          <w:lang w:val="en-US" w:eastAsia="zh-CN"/>
-        </w:rPr>
-      </w:pPr>
-      <w:r>
-        <w:rPr>
-          <w:rFonts w:hint="eastAsia"/>
-          <w:lang w:val="en-US" w:eastAsia="zh-CN"/>
-        </w:rPr>
-        <w:t>手写</w:t>
-      </w:r>
-    </w:p>
-  </w:comment>
-  <w:comment w:id="89" w:author="A" w:date="2026-06-02T13:51:52Z" w:initials="">
-    <w:p>
-      <w:pPr>
-        <w:pStyle w:val="14"/>
-        <w:rPr>
-          <w:rFonts w:hint="default" w:eastAsia="华文仿宋"/>
-          <w:lang w:val="en-US" w:eastAsia="zh-CN"/>
-        </w:rPr>
-      </w:pPr>
-      <w:r>
-        <w:rPr>
-          <w:rFonts w:hint="eastAsia"/>
-          <w:lang w:val="en-US" w:eastAsia="zh-CN"/>
-        </w:rPr>
-        <w:t>同7.2.5安全措施情况。（注意修改为数据安全技术方面）</w:t>
-      </w:r>
-      <w:r>
-        <w:rPr>
-          <w:rFonts w:hint="eastAsia"/>
-          <w:lang w:val="en-US" w:eastAsia="zh-CN"/>
-        </w:rPr>
-        <w:br w:type="textWrapping"/>
-      </w:r>
-      <w:r>
-        <w:rPr>
-          <w:rFonts w:hint="eastAsia"/>
-          <w:lang w:val="en-US" w:eastAsia="zh-CN"/>
-        </w:rPr>
-        <w:t>信息调研页面-安全防护措施调研标签页 整理成一两段话</w:t>
-      </w:r>
-    </w:p>
-  </w:comment>
-  <w:comment w:id="90" w:author="A" w:date="2026-06-02T13:52:28Z" w:initials="">
-    <w:p>
-      <w:pPr>
-        <w:pStyle w:val="14"/>
-        <w:rPr>
-          <w:rFonts w:hint="eastAsia" w:eastAsia="华文仿宋"/>
-          <w:lang w:val="en-US" w:eastAsia="zh-CN"/>
-        </w:rPr>
-      </w:pPr>
-      <w:r>
-        <w:rPr>
-          <w:rFonts w:hint="eastAsia"/>
-          <w:lang w:val="en-US" w:eastAsia="zh-CN"/>
-        </w:rPr>
-        <w:t>手写</w:t>
-      </w:r>
-    </w:p>
-  </w:comment>
-  <w:comment w:id="91" w:author="A" w:date="2026-06-02T13:52:35Z" w:initials="">
+  <w:comment w:id="92" w:author="A" w:date="2026-06-02T13:56:50Z" w:initials="">
     <w:p>
       <w:pPr>
         <w:pStyle w:val="14"/>
@@ -28673,69 +28770,7 @@
       </w:r>
     </w:p>
   </w:comment>
-  <w:comment w:id="92" w:author="A" w:date="2026-06-02T13:58:58Z" w:initials="">
-    <w:p>
-      <w:pPr>
-        <w:pStyle w:val="14"/>
-        <w:rPr>
-          <w:rFonts w:hint="default"/>
-          <w:lang w:val="en-US"/>
-        </w:rPr>
-      </w:pPr>
-      <w:r>
-        <w:rPr>
-          <w:rFonts w:hint="eastAsia"/>
-          <w:lang w:val="en-US" w:eastAsia="zh-CN"/>
-        </w:rPr>
-        <w:t>汇总分析页面-数据安全风险清单标签页-风险等级数量</w:t>
-      </w:r>
-    </w:p>
-  </w:comment>
-  <w:comment w:id="93" w:author="A" w:date="2026-06-02T13:56:39Z" w:initials="">
-    <w:p>
-      <w:pPr>
-        <w:pStyle w:val="14"/>
-        <w:rPr>
-          <w:rFonts w:hint="eastAsia" w:eastAsia="华文仿宋"/>
-          <w:lang w:eastAsia="zh-CN"/>
-        </w:rPr>
-      </w:pPr>
-      <w:r>
-        <w:rPr>
-          <w:rFonts w:hint="eastAsia"/>
-          <w:b w:val="0"/>
-          <w:bCs w:val="0"/>
-          <w:sz w:val="21"/>
-          <w:szCs w:val="21"/>
-          <w:lang w:eastAsia="zh-CN"/>
-        </w:rPr>
-        <w:t>信息调研页面-业务和信息系统调研标签页-信息系统名称</w:t>
-      </w:r>
-    </w:p>
-  </w:comment>
-  <w:comment w:id="94" w:author="A" w:date="2026-06-02T13:56:50Z" w:initials="">
-    <w:p>
-      <w:pPr>
-        <w:pStyle w:val="14"/>
-        <w:rPr>
-          <w:rFonts w:hint="eastAsia" w:eastAsia="华文仿宋"/>
-          <w:lang w:eastAsia="zh-CN"/>
-        </w:rPr>
-      </w:pPr>
-      <w:r>
-        <w:rPr>
-          <w:rFonts w:hint="eastAsia"/>
-          <w:b w:val="0"/>
-          <w:bCs w:val="0"/>
-          <w:sz w:val="21"/>
-          <w:szCs w:val="21"/>
-          <w:lang w:eastAsia="zh-CN"/>
-        </w:rPr>
-        <w:t>信息调研页面-业务和信息系统调研标签页-信息系统名称</w:t>
-      </w:r>
-    </w:p>
-  </w:comment>
-  <w:comment w:id="95" w:author="A" w:date="2026-06-02T13:57:01Z" w:initials="">
+  <w:comment w:id="93" w:author="A" w:date="2026-06-02T13:57:01Z" w:initials="">
     <w:p>
       <w:pPr>
         <w:pStyle w:val="14"/>
@@ -28821,18 +28856,16 @@
   <w15:commentEx w15:paraId="08CD17EE" w15:done="0"/>
   <w15:commentEx w15:paraId="25C10183" w15:done="0"/>
   <w15:commentEx w15:paraId="4D9B16B9" w15:done="0"/>
-  <w15:commentEx w15:paraId="1A22441E" w15:done="0"/>
   <w15:commentEx w15:paraId="4627FC61" w15:done="0"/>
   <w15:commentEx w15:paraId="267AD979" w15:done="0"/>
   <w15:commentEx w15:paraId="69699ED4" w15:done="0"/>
-  <w15:commentEx w15:paraId="6386BA50" w15:done="0"/>
   <w15:commentEx w15:paraId="50C3B5EA" w15:done="0"/>
   <w15:commentEx w15:paraId="065F4403" w15:done="0"/>
-  <w15:commentEx w15:paraId="69A9D946" w15:done="0"/>
+  <w15:commentEx w15:paraId="0F168F67" w15:done="0"/>
+  <w15:commentEx w15:paraId="10C466F5" w15:done="0"/>
+  <w15:commentEx w15:paraId="13A3A67B" w15:done="0"/>
+  <w15:commentEx w15:paraId="0577EABF" w15:done="0"/>
   <w15:commentEx w15:paraId="05769A64" w15:done="0"/>
-  <w15:commentEx w15:paraId="2EF16FB5" w15:done="0"/>
-  <w15:commentEx w15:paraId="44D87557" w15:done="0"/>
-  <w15:commentEx w15:paraId="0841704A" w15:done="0"/>
   <w15:commentEx w15:paraId="30B132E4" w15:done="0"/>
   <w15:commentEx w15:paraId="1097AF6F" w15:done="0"/>
   <w15:commentEx w15:paraId="57589257" w15:done="0"/>
@@ -30293,6 +30326,9 @@
 <w15:people xmlns:wpc="http://schemas.microsoft.com/office/word/2010/wordprocessingCanvas" xmlns:mc="http://schemas.openxmlformats.org/markup-compatibility/2006" xmlns:o="urn:schemas-microsoft-com:office:office" xmlns:r="http://schemas.openxmlformats.org/officeDocument/2006/relationships" xmlns:m="http://schemas.openxmlformats.org/officeDocument/2006/math" xmlns:v="urn:schemas-microsoft-com:vml" xmlns:wp14="http://schemas.microsoft.com/office/word/2010/wordprocessingDrawing" xmlns:wp="http://schemas.openxmlformats.org/drawingml/2006/wordprocessingDrawing" xmlns:w="http://schemas.openxmlformats.org/wordprocessingml/2006/main" xmlns:w14="http://schemas.microsoft.com/office/word/2010/wordml" xmlns:w15="http://schemas.microsoft.com/office/word/2012/wordml" xmlns:w10="urn:schemas-microsoft-com:office:word" xmlns:wpg="http://schemas.microsoft.com/office/word/2010/wordprocessingGroup" xmlns:wpi="http://schemas.microsoft.com/office/word/2010/wordprocessingInk" xmlns:wne="http://schemas.microsoft.com/office/word/2006/wordml" xmlns:wps="http://schemas.microsoft.com/office/word/2010/wordprocessingShape" xmlns:wpsCustomData="http://www.wps.cn/officeDocument/2013/wpsCustomData" mc:Ignorable="w14 w15 wp14">
   <w15:person w15:author="A">
     <w15:presenceInfo w15:providerId="WPS Office" w15:userId="1153470392"/>
+  </w15:person>
+  <w15:person w15:author="lllll">
+    <w15:presenceInfo w15:providerId="WPS Office" w15:userId="3843986009"/>
   </w15:person>
 </w15:people>
 </file>
